--- a/Javascript/Js_Module_03/Module_03_js.docx
+++ b/Javascript/Js_Module_03/Module_03_js.docx
@@ -165,7 +165,7 @@
           <w:r>
             <w:fldChar w:fldCharType="separate"/>
           </w:r>
-          <w:hyperlink w:anchor="_Toc234240999" w:history="1">
+          <w:hyperlink w:anchor="_Toc234314908" w:history="1">
             <w:r>
               <w:rPr>
                 <w:rStyle w:val="Hipervnculo"/>
@@ -208,7 +208,7 @@
                 <w:noProof/>
                 <w:webHidden/>
               </w:rPr>
-              <w:instrText xml:space="preserve"> PAGEREF _Toc234240999 \h </w:instrText>
+              <w:instrText xml:space="preserve"> PAGEREF _Toc234314908 \h </w:instrText>
             </w:r>
             <w:r>
               <w:rPr>
@@ -251,7 +251,7 @@
               <w:noProof/>
             </w:rPr>
           </w:pPr>
-          <w:hyperlink w:anchor="_Toc234241000" w:history="1">
+          <w:hyperlink w:anchor="_Toc234314909" w:history="1">
             <w:r>
               <w:rPr>
                 <w:rStyle w:val="Hipervnculo"/>
@@ -273,23 +273,7 @@
                 <w:noProof/>
                 <w:lang w:val="es-ES"/>
               </w:rPr>
-              <w:t>Introdu</w:t>
-            </w:r>
-            <w:r>
-              <w:rPr>
-                <w:rStyle w:val="Hipervnculo"/>
-                <w:noProof/>
-                <w:lang w:val="es-ES"/>
-              </w:rPr>
-              <w:t>c</w:t>
-            </w:r>
-            <w:r>
-              <w:rPr>
-                <w:rStyle w:val="Hipervnculo"/>
-                <w:noProof/>
-                <w:lang w:val="es-ES"/>
-              </w:rPr>
-              <w:t>ción</w:t>
+              <w:t>Introducción</w:t>
             </w:r>
             <w:r>
               <w:rPr>
@@ -310,7 +294,7 @@
                 <w:noProof/>
                 <w:webHidden/>
               </w:rPr>
-              <w:instrText xml:space="preserve"> PAGEREF _Toc234241000 \h </w:instrText>
+              <w:instrText xml:space="preserve"> PAGEREF _Toc234314909 \h </w:instrText>
             </w:r>
             <w:r>
               <w:rPr>
@@ -353,7 +337,7 @@
               <w:noProof/>
             </w:rPr>
           </w:pPr>
-          <w:hyperlink w:anchor="_Toc234241001" w:history="1">
+          <w:hyperlink w:anchor="_Toc234314910" w:history="1">
             <w:r>
               <w:rPr>
                 <w:rStyle w:val="Hipervnculo"/>
@@ -393,7 +377,23 @@
                 <w:bCs/>
                 <w:noProof/>
               </w:rPr>
-              <w:t>El Gran Ascensor</w:t>
+              <w:t>El</w:t>
+            </w:r>
+            <w:r>
+              <w:rPr>
+                <w:rStyle w:val="Hipervnculo"/>
+                <w:bCs/>
+                <w:noProof/>
+              </w:rPr>
+              <w:t xml:space="preserve"> </w:t>
+            </w:r>
+            <w:r>
+              <w:rPr>
+                <w:rStyle w:val="Hipervnculo"/>
+                <w:bCs/>
+                <w:noProof/>
+              </w:rPr>
+              <w:t>Gran Ascensor</w:t>
             </w:r>
             <w:r>
               <w:rPr>
@@ -414,7 +414,7 @@
                 <w:noProof/>
                 <w:webHidden/>
               </w:rPr>
-              <w:instrText xml:space="preserve"> PAGEREF _Toc234241001 \h </w:instrText>
+              <w:instrText xml:space="preserve"> PAGEREF _Toc234314910 \h </w:instrText>
             </w:r>
             <w:r>
               <w:rPr>
@@ -457,7 +457,7 @@
               <w:noProof/>
             </w:rPr>
           </w:pPr>
-          <w:hyperlink w:anchor="_Toc234241002" w:history="1">
+          <w:hyperlink w:anchor="_Toc234314911" w:history="1">
             <w:r>
               <w:rPr>
                 <w:rStyle w:val="Hipervnculo"/>
@@ -510,7 +510,7 @@
                 <w:noProof/>
                 <w:webHidden/>
               </w:rPr>
-              <w:instrText xml:space="preserve"> PAGEREF _Toc234241002 \h </w:instrText>
+              <w:instrText xml:space="preserve"> PAGEREF _Toc234314911 \h </w:instrText>
             </w:r>
             <w:r>
               <w:rPr>
@@ -553,7 +553,7 @@
               <w:noProof/>
             </w:rPr>
           </w:pPr>
-          <w:hyperlink w:anchor="_Toc234241003" w:history="1">
+          <w:hyperlink w:anchor="_Toc234314912" w:history="1">
             <w:r>
               <w:rPr>
                 <w:rStyle w:val="Hipervnculo"/>
@@ -614,7 +614,7 @@
                 <w:noProof/>
                 <w:webHidden/>
               </w:rPr>
-              <w:instrText xml:space="preserve"> PAGEREF _Toc234241003 \h </w:instrText>
+              <w:instrText xml:space="preserve"> PAGEREF _Toc234314912 \h </w:instrText>
             </w:r>
             <w:r>
               <w:rPr>
@@ -657,7 +657,7 @@
               <w:noProof/>
             </w:rPr>
           </w:pPr>
-          <w:hyperlink w:anchor="_Toc234241004" w:history="1">
+          <w:hyperlink w:anchor="_Toc234314913" w:history="1">
             <w:r>
               <w:rPr>
                 <w:rStyle w:val="Hipervnculo"/>
@@ -718,7 +718,7 @@
                 <w:noProof/>
                 <w:webHidden/>
               </w:rPr>
-              <w:instrText xml:space="preserve"> PAGEREF _Toc234241004 \h </w:instrText>
+              <w:instrText xml:space="preserve"> PAGEREF _Toc234314913 \h </w:instrText>
             </w:r>
             <w:r>
               <w:rPr>
@@ -761,7 +761,7 @@
               <w:noProof/>
             </w:rPr>
           </w:pPr>
-          <w:hyperlink w:anchor="_Toc234241005" w:history="1">
+          <w:hyperlink w:anchor="_Toc234314914" w:history="1">
             <w:r>
               <w:rPr>
                 <w:rStyle w:val="Hipervnculo"/>
@@ -814,7 +814,7 @@
                 <w:noProof/>
                 <w:webHidden/>
               </w:rPr>
-              <w:instrText xml:space="preserve"> PAGEREF _Toc234241005 \h </w:instrText>
+              <w:instrText xml:space="preserve"> PAGEREF _Toc234314914 \h </w:instrText>
             </w:r>
             <w:r>
               <w:rPr>
@@ -857,7 +857,7 @@
               <w:noProof/>
             </w:rPr>
           </w:pPr>
-          <w:hyperlink w:anchor="_Toc234241006" w:history="1">
+          <w:hyperlink w:anchor="_Toc234314915" w:history="1">
             <w:r>
               <w:rPr>
                 <w:rStyle w:val="Hipervnculo"/>
@@ -910,7 +910,7 @@
                 <w:noProof/>
                 <w:webHidden/>
               </w:rPr>
-              <w:instrText xml:space="preserve"> PAGEREF _Toc234241006 \h </w:instrText>
+              <w:instrText xml:space="preserve"> PAGEREF _Toc234314915 \h </w:instrText>
             </w:r>
             <w:r>
               <w:rPr>
@@ -953,7 +953,7 @@
               <w:noProof/>
             </w:rPr>
           </w:pPr>
-          <w:hyperlink w:anchor="_Toc234241007" w:history="1">
+          <w:hyperlink w:anchor="_Toc234314916" w:history="1">
             <w:r>
               <w:rPr>
                 <w:rStyle w:val="Hipervnculo"/>
@@ -1014,7 +1014,7 @@
                 <w:noProof/>
                 <w:webHidden/>
               </w:rPr>
-              <w:instrText xml:space="preserve"> PAGEREF _Toc234241007 \h </w:instrText>
+              <w:instrText xml:space="preserve"> PAGEREF _Toc234314916 \h </w:instrText>
             </w:r>
             <w:r>
               <w:rPr>
@@ -1057,7 +1057,7 @@
               <w:noProof/>
             </w:rPr>
           </w:pPr>
-          <w:hyperlink w:anchor="_Toc234241008" w:history="1">
+          <w:hyperlink w:anchor="_Toc234314917" w:history="1">
             <w:r>
               <w:rPr>
                 <w:rStyle w:val="Hipervnculo"/>
@@ -1118,7 +1118,7 @@
                 <w:noProof/>
                 <w:webHidden/>
               </w:rPr>
-              <w:instrText xml:space="preserve"> PAGEREF _Toc234241008 \h </w:instrText>
+              <w:instrText xml:space="preserve"> PAGEREF _Toc234314917 \h </w:instrText>
             </w:r>
             <w:r>
               <w:rPr>
@@ -1161,7 +1161,7 @@
               <w:noProof/>
             </w:rPr>
           </w:pPr>
-          <w:hyperlink w:anchor="_Toc234241009" w:history="1">
+          <w:hyperlink w:anchor="_Toc234314918" w:history="1">
             <w:r>
               <w:rPr>
                 <w:rStyle w:val="Hipervnculo"/>
@@ -1222,7 +1222,7 @@
                 <w:noProof/>
                 <w:webHidden/>
               </w:rPr>
-              <w:instrText xml:space="preserve"> PAGEREF _Toc234241009 \h </w:instrText>
+              <w:instrText xml:space="preserve"> PAGEREF _Toc234314918 \h </w:instrText>
             </w:r>
             <w:r>
               <w:rPr>
@@ -1265,7 +1265,7 @@
               <w:noProof/>
             </w:rPr>
           </w:pPr>
-          <w:hyperlink w:anchor="_Toc234241010" w:history="1">
+          <w:hyperlink w:anchor="_Toc234314919" w:history="1">
             <w:r>
               <w:rPr>
                 <w:rStyle w:val="Hipervnculo"/>
@@ -1316,7 +1316,7 @@
                 <w:noProof/>
                 <w:webHidden/>
               </w:rPr>
-              <w:instrText xml:space="preserve"> PAGEREF _Toc234241010 \h </w:instrText>
+              <w:instrText xml:space="preserve"> PAGEREF _Toc234314919 \h </w:instrText>
             </w:r>
             <w:r>
               <w:rPr>
@@ -6392,7 +6392,7 @@
         </w:rPr>
       </w:pPr>
       <w:bookmarkStart w:id="0" w:name="_Toc233887147"/>
-      <w:bookmarkStart w:id="1" w:name="_Toc234240999"/>
+      <w:bookmarkStart w:id="1" w:name="_Toc234314908"/>
       <w:r>
         <w:rPr>
           <w:lang w:val="es-ES"/>
@@ -6541,6 +6541,7 @@
           <w:i/>
           <w:iCs/>
           <w:noProof/>
+          <w:lang w:val="es-ES"/>
         </w:rPr>
       </w:pPr>
       <w:r>
@@ -6548,6 +6549,7 @@
           <w:i/>
           <w:iCs/>
           <w:noProof/>
+          <w:lang w:val="es-ES"/>
         </w:rPr>
         <w:t>Bienvenido al simbionte.</w:t>
       </w:r>
@@ -6555,6 +6557,9 @@
     <w:p>
       <w:pPr>
         <w:pStyle w:val="Sinespaciado"/>
+        <w:rPr>
+          <w:lang w:val="es-ES"/>
+        </w:rPr>
       </w:pPr>
     </w:p>
     <w:p>
@@ -6570,7 +6575,7 @@
           <w:noProof/>
         </w:rPr>
         <w:drawing>
-          <wp:inline distT="0" distB="0" distL="0" distR="0" wp14:anchorId="6665AAF2" wp14:editId="3627D7B2">
+          <wp:inline distT="0" distB="0" distL="0" distR="0" wp14:anchorId="6665AAF2" wp14:editId="3BD81874">
             <wp:extent cx="4994910" cy="2809425"/>
             <wp:effectExtent l="133350" t="114300" r="148590" b="162560"/>
             <wp:docPr id="1428303298" name="Imagen 2" descr="Venom: este es el origen de los Simbiontes"/>
@@ -6658,7 +6663,7 @@
           <w:lang w:val="es-ES"/>
         </w:rPr>
       </w:pPr>
-      <w:bookmarkStart w:id="2" w:name="_Toc234241000"/>
+      <w:bookmarkStart w:id="2" w:name="_Toc234314909"/>
       <w:r>
         <w:rPr>
           <w:lang w:val="es-ES"/>
@@ -7208,7 +7213,7 @@
         </w:rPr>
       </w:pPr>
       <w:bookmarkStart w:id="3" w:name="_Toc233887149"/>
-      <w:bookmarkStart w:id="4" w:name="_Toc234241001"/>
+      <w:bookmarkStart w:id="4" w:name="_Toc234314910"/>
       <w:r>
         <w:rPr>
           <w:lang w:val="es-ES"/>
@@ -7230,13 +7235,21 @@
         <w:t xml:space="preserve">00: </w:t>
       </w:r>
       <w:bookmarkEnd w:id="3"/>
-      <w:r>
-        <w:rPr>
-          <w:bCs/>
-        </w:rPr>
-        <w:t>El Gran Ascensor</w:t>
-      </w:r>
       <w:bookmarkEnd w:id="4"/>
+      <w:r>
+        <w:rPr>
+          <w:bCs/>
+        </w:rPr>
+        <w:t xml:space="preserve">La Memoria </w:t>
+      </w:r>
+      <w:proofErr w:type="spellStart"/>
+      <w:r>
+        <w:rPr>
+          <w:bCs/>
+        </w:rPr>
+        <w:t>Persistente</w:t>
+      </w:r>
+      <w:proofErr w:type="spellEnd"/>
     </w:p>
     <w:p>
       <w:pPr>
@@ -7285,7 +7298,7 @@
         <w:t xml:space="preserve">: </w:t>
       </w:r>
       <w:r>
-        <w:t>tk_hoisting_test.js</w:t>
+        <w:t>tk_closure_basic.js</w:t>
       </w:r>
     </w:p>
     <w:p>
@@ -7309,28 +7322,15 @@
       </w:r>
       <w:r>
         <w:rPr>
+          <w:b/>
+          <w:bCs/>
           <w:lang w:val="es-ES"/>
         </w:rPr>
         <w:t xml:space="preserve">: </w:t>
       </w:r>
       <w:r>
-        <w:rPr>
-          <w:lang w:val="es-ES"/>
-        </w:rPr>
         <w:t>console.log</w:t>
       </w:r>
-      <w:r>
-        <w:rPr>
-          <w:lang w:val="es-ES"/>
-        </w:rPr>
-        <w:t>, tr</w:t>
-      </w:r>
-      <w:r>
-        <w:rPr>
-          <w:lang w:val="es-ES"/>
-        </w:rPr>
-        <w:t>y, catch.</w:t>
-      </w:r>
     </w:p>
     <w:p>
       <w:pPr>
@@ -7366,7 +7366,61 @@
         <w:rPr>
           <w:lang w:val="es-ES"/>
         </w:rPr>
-        <w:t>Entender cómo el motor de JS eleva las declaraciones antes de ejecutar el código.</w:t>
+        <w:t xml:space="preserve">Entender qué es un </w:t>
+      </w:r>
+      <w:proofErr w:type="spellStart"/>
+      <w:r>
+        <w:rPr>
+          <w:lang w:val="es-ES"/>
+        </w:rPr>
+        <w:t>closure</w:t>
+      </w:r>
+      <w:proofErr w:type="spellEnd"/>
+      <w:r>
+        <w:rPr>
+          <w:lang w:val="es-ES"/>
+        </w:rPr>
+        <w:t xml:space="preserve"> y por qué una función puede recordar variables de su </w:t>
+      </w:r>
+      <w:proofErr w:type="spellStart"/>
+      <w:r>
+        <w:rPr>
+          <w:lang w:val="es-ES"/>
+        </w:rPr>
+        <w:t>scope</w:t>
+      </w:r>
+      <w:proofErr w:type="spellEnd"/>
+      <w:r>
+        <w:rPr>
+          <w:lang w:val="es-ES"/>
+        </w:rPr>
+        <w:t xml:space="preserve"> </w:t>
+      </w:r>
+      <w:r>
+        <w:rPr>
+          <w:lang w:val="es-ES"/>
+        </w:rPr>
+        <w:t>exterior,</w:t>
+      </w:r>
+      <w:r>
+        <w:rPr>
+          <w:lang w:val="es-ES"/>
+        </w:rPr>
+        <w:t xml:space="preserve"> aunque ese </w:t>
+      </w:r>
+      <w:proofErr w:type="spellStart"/>
+      <w:r>
+        <w:rPr>
+          <w:lang w:val="es-ES"/>
+        </w:rPr>
+        <w:t>scope</w:t>
+      </w:r>
+      <w:proofErr w:type="spellEnd"/>
+      <w:r>
+        <w:rPr>
+          <w:lang w:val="es-ES"/>
+        </w:rPr>
+        <w:t xml:space="preserve"> ya haya terminado.</w:t>
       </w:r>
     </w:p>
     <w:p>
@@ -7390,13 +7444,7 @@
           <w:bCs/>
           <w:lang w:val="es-ES"/>
         </w:rPr>
-        <w:t>Misión:</w:t>
-      </w:r>
-      <w:r>
-        <w:rPr>
-          <w:lang w:val="es-ES"/>
-        </w:rPr>
-        <w:t xml:space="preserve"> Escribe un script donde:</w:t>
+        <w:t>Misión</w:t>
       </w:r>
     </w:p>
     <w:p>
@@ -7404,7 +7452,7 @@
         <w:pStyle w:val="Sinespaciado"/>
         <w:numPr>
           <w:ilvl w:val="0"/>
-          <w:numId w:val="12"/>
+          <w:numId w:val="34"/>
         </w:numPr>
         <w:rPr>
           <w:i/>
@@ -7418,7 +7466,33 @@
           <w:iCs/>
           <w:lang w:val="es-ES"/>
         </w:rPr>
-        <w:t>Llames a una función antes de declararla</w:t>
+        <w:t xml:space="preserve">Crea una función </w:t>
+      </w:r>
+      <w:proofErr w:type="spellStart"/>
+      <w:r>
+        <w:rPr>
+          <w:i/>
+          <w:iCs/>
+          <w:lang w:val="es-ES"/>
+        </w:rPr>
+        <w:t>tk_counter</w:t>
+      </w:r>
+      <w:proofErr w:type="spellEnd"/>
+      <w:r>
+        <w:rPr>
+          <w:i/>
+          <w:iCs/>
+          <w:lang w:val="es-ES"/>
+        </w:rPr>
+        <w:t xml:space="preserve"> que devuelva otra función </w:t>
+      </w:r>
+      <w:r>
+        <w:rPr>
+          <w:i/>
+          <w:iCs/>
+          <w:lang w:val="es-ES"/>
+        </w:rPr>
+        <w:t>aumentar.</w:t>
       </w:r>
     </w:p>
     <w:p>
@@ -7426,7 +7500,7 @@
         <w:pStyle w:val="Sinespaciado"/>
         <w:numPr>
           <w:ilvl w:val="0"/>
-          <w:numId w:val="12"/>
+          <w:numId w:val="34"/>
         </w:numPr>
         <w:rPr>
           <w:i/>
@@ -7440,25 +7514,7 @@
           <w:iCs/>
           <w:lang w:val="es-ES"/>
         </w:rPr>
-        <w:t xml:space="preserve">Intentes usar una variable </w:t>
-      </w:r>
-      <w:proofErr w:type="spellStart"/>
-      <w:r>
-        <w:rPr>
-          <w:i/>
-          <w:iCs/>
-          <w:lang w:val="es-ES"/>
-        </w:rPr>
-        <w:t>var</w:t>
-      </w:r>
-      <w:proofErr w:type="spellEnd"/>
-      <w:r>
-        <w:rPr>
-          <w:i/>
-          <w:iCs/>
-          <w:lang w:val="es-ES"/>
-        </w:rPr>
-        <w:t xml:space="preserve"> antes de declararla</w:t>
+        <w:t xml:space="preserve">Cada vez que llames a la función devuelta, incremente un contador interno </w:t>
       </w:r>
     </w:p>
     <w:p>
@@ -7466,7 +7522,7 @@
         <w:pStyle w:val="Sinespaciado"/>
         <w:numPr>
           <w:ilvl w:val="0"/>
-          <w:numId w:val="12"/>
+          <w:numId w:val="34"/>
         </w:numPr>
         <w:rPr>
           <w:i/>
@@ -7480,98 +7536,8 @@
           <w:iCs/>
           <w:lang w:val="es-ES"/>
         </w:rPr>
-        <w:t xml:space="preserve">Intentes usar una </w:t>
-      </w:r>
-      <w:proofErr w:type="spellStart"/>
-      <w:r>
-        <w:rPr>
-          <w:i/>
-          <w:iCs/>
-          <w:lang w:val="es-ES"/>
-        </w:rPr>
-        <w:t>const</w:t>
-      </w:r>
-      <w:proofErr w:type="spellEnd"/>
-      <w:r>
-        <w:rPr>
-          <w:i/>
-          <w:iCs/>
-          <w:lang w:val="es-ES"/>
-        </w:rPr>
-        <w:t xml:space="preserve"> antes de declararla</w:t>
-      </w:r>
-    </w:p>
-    <w:p>
-      <w:pPr>
-        <w:pStyle w:val="Sinespaciado"/>
-        <w:numPr>
-          <w:ilvl w:val="0"/>
-          <w:numId w:val="12"/>
-        </w:numPr>
-        <w:rPr>
-          <w:i/>
-          <w:iCs/>
-          <w:lang w:val="es-ES"/>
-        </w:rPr>
-      </w:pPr>
-      <w:r>
-        <w:rPr>
-          <w:i/>
-          <w:iCs/>
-          <w:lang w:val="es-ES"/>
-        </w:rPr>
-        <w:t xml:space="preserve">Documentes con comentarios </w:t>
-      </w:r>
-      <w:proofErr w:type="spellStart"/>
-      <w:r>
-        <w:rPr>
-          <w:i/>
-          <w:iCs/>
-          <w:lang w:val="es-ES"/>
-        </w:rPr>
-        <w:t>JSDoc</w:t>
-      </w:r>
-      <w:proofErr w:type="spellEnd"/>
-      <w:r>
-        <w:rPr>
-          <w:i/>
-          <w:iCs/>
-          <w:lang w:val="es-ES"/>
-        </w:rPr>
-        <w:t xml:space="preserve"> por qué ocurre cada caso</w:t>
-      </w:r>
-    </w:p>
-    <w:p>
-      <w:pPr>
-        <w:pStyle w:val="Sinespaciado"/>
-        <w:numPr>
-          <w:ilvl w:val="0"/>
-          <w:numId w:val="12"/>
-        </w:numPr>
-        <w:rPr>
-          <w:i/>
-          <w:iCs/>
-          <w:lang w:val="es-ES"/>
-        </w:rPr>
-      </w:pPr>
-      <w:r>
-        <w:rPr>
-          <w:i/>
-          <w:iCs/>
-          <w:lang w:val="es-ES"/>
-        </w:rPr>
-        <w:t>Aquí no es necesario que cumpla el –</w:t>
-      </w:r>
-      <w:proofErr w:type="spellStart"/>
-      <w:r>
-        <w:rPr>
-          <w:i/>
-          <w:iCs/>
-          <w:lang w:val="es-ES"/>
-        </w:rPr>
-        <w:t>fix</w:t>
-      </w:r>
-      <w:proofErr w:type="spellEnd"/>
+        <w:t>El contador no debe ser accesible ni modificable desde fuera</w:t>
+      </w:r>
       <w:r>
         <w:rPr>
           <w:i/>
@@ -7579,50 +7545,6 @@
           <w:lang w:val="es-ES"/>
         </w:rPr>
         <w:t>.</w:t>
-      </w:r>
-    </w:p>
-    <w:p>
-      <w:pPr>
-        <w:pStyle w:val="Sinespaciado"/>
-        <w:rPr>
-          <w:lang w:val="es-ES"/>
-        </w:rPr>
-      </w:pPr>
-    </w:p>
-    <w:p>
-      <w:pPr>
-        <w:pStyle w:val="Sinespaciado"/>
-        <w:rPr>
-          <w:i/>
-          <w:iCs/>
-          <w:lang w:val="es-ES"/>
-        </w:rPr>
-      </w:pPr>
-      <w:r>
-        <w:rPr>
-          <w:i/>
-          <w:iCs/>
-          <w:lang w:val="es-ES"/>
-        </w:rPr>
-        <w:t xml:space="preserve">Uso: </w:t>
-      </w:r>
-      <w:proofErr w:type="spellStart"/>
-      <w:r>
-        <w:rPr>
-          <w:i/>
-          <w:iCs/>
-          <w:lang w:val="es-ES"/>
-        </w:rPr>
-        <w:t>node</w:t>
-      </w:r>
-      <w:proofErr w:type="spellEnd"/>
-      <w:r>
-        <w:rPr>
-          <w:i/>
-          <w:iCs/>
-          <w:lang w:val="es-ES"/>
-        </w:rPr>
-        <w:t xml:space="preserve"> tk_secure_input.js &lt;nombre&gt; &lt;cantidad&gt;</w:t>
       </w:r>
     </w:p>
     <w:p>
@@ -7668,7 +7590,7 @@
         <mc:AlternateContent>
           <mc:Choice Requires="wps">
             <w:drawing>
-              <wp:anchor distT="0" distB="0" distL="114300" distR="114300" simplePos="0" relativeHeight="251661312" behindDoc="0" locked="0" layoutInCell="1" allowOverlap="1" wp14:anchorId="764A07CC" wp14:editId="13E8A7D6">
+              <wp:anchor distT="0" distB="0" distL="114300" distR="114300" simplePos="0" relativeHeight="251661312" behindDoc="0" locked="0" layoutInCell="1" allowOverlap="1" wp14:anchorId="764A07CC" wp14:editId="6134D4EC">
                 <wp:simplePos x="0" y="0"/>
                 <wp:positionH relativeFrom="margin">
                   <wp:align>left</wp:align>
@@ -7676,8 +7598,8 @@
                 <wp:positionV relativeFrom="paragraph">
                   <wp:posOffset>111125</wp:posOffset>
                 </wp:positionV>
-                <wp:extent cx="6124575" cy="774700"/>
-                <wp:effectExtent l="0" t="0" r="28575" b="25400"/>
+                <wp:extent cx="6124575" cy="1573619"/>
+                <wp:effectExtent l="0" t="0" r="28575" b="26670"/>
                 <wp:wrapNone/>
                 <wp:docPr id="1351592068" name="Rectángulo 2"/>
                 <wp:cNvGraphicFramePr/>
@@ -7688,7 +7610,7 @@
                       <wps:spPr>
                         <a:xfrm>
                           <a:off x="0" y="0"/>
-                          <a:ext cx="6124575" cy="774700"/>
+                          <a:ext cx="6124575" cy="1573619"/>
                         </a:xfrm>
                         <a:prstGeom prst="rect">
                           <a:avLst/>
@@ -7733,7 +7655,7 @@
                                 <w:rFonts w:ascii="Cascadia Mono SemiBold" w:hAnsi="Cascadia Mono SemiBold" w:cs="Cascadia Mono SemiBold"/>
                                 <w:lang w:val="es-ES"/>
                               </w:rPr>
-                              <w:t>Función ejecutada antes de su declaración: 2K</w:t>
+                              <w:t>Contador 1: 1</w:t>
                             </w:r>
                           </w:p>
                           <w:p>
@@ -7744,31 +7666,13 @@
                                 <w:lang w:val="es-ES"/>
                               </w:rPr>
                             </w:pPr>
-                            <w:proofErr w:type="spellStart"/>
                             <w:r>
                               <w:rPr>
                                 <w:rFonts w:ascii="Cascadia Mono SemiBold" w:hAnsi="Cascadia Mono SemiBold" w:cs="Cascadia Mono SemiBold"/>
                                 <w:lang w:val="es-ES"/>
                               </w:rPr>
-                              <w:t>var</w:t>
-                            </w:r>
-                            <w:proofErr w:type="spellEnd"/>
-                            <w:r>
-                              <w:rPr>
-                                <w:rFonts w:ascii="Cascadia Mono SemiBold" w:hAnsi="Cascadia Mono SemiBold" w:cs="Cascadia Mono SemiBold"/>
-                                <w:lang w:val="es-ES"/>
-                              </w:rPr>
-                              <w:t xml:space="preserve"> antes de declarar: </w:t>
-                            </w:r>
-                            <w:proofErr w:type="spellStart"/>
-                            <w:r>
-                              <w:rPr>
-                                <w:rFonts w:ascii="Cascadia Mono SemiBold" w:hAnsi="Cascadia Mono SemiBold" w:cs="Cascadia Mono SemiBold"/>
-                                <w:lang w:val="es-ES"/>
-                              </w:rPr>
-                              <w:t>undefined</w:t>
-                            </w:r>
-                            <w:proofErr w:type="spellEnd"/>
+                              <w:t>Contador 1: 2</w:t>
+                            </w:r>
                           </w:p>
                           <w:p>
                             <w:pPr>
@@ -7778,47 +7682,93 @@
                                 <w:lang w:val="es-ES"/>
                               </w:rPr>
                             </w:pPr>
-                            <w:proofErr w:type="spellStart"/>
                             <w:r>
                               <w:rPr>
                                 <w:rFonts w:ascii="Cascadia Mono SemiBold" w:hAnsi="Cascadia Mono SemiBold" w:cs="Cascadia Mono SemiBold"/>
                                 <w:lang w:val="es-ES"/>
                               </w:rPr>
-                              <w:t>const</w:t>
-                            </w:r>
-                            <w:proofErr w:type="spellEnd"/>
-                            <w:r>
+                              <w:t>Contador 1: 3</w:t>
+                            </w:r>
+                          </w:p>
+                          <w:p>
+                            <w:pPr>
+                              <w:pStyle w:val="Sinespaciado"/>
                               <w:rPr>
                                 <w:rFonts w:ascii="Cascadia Mono SemiBold" w:hAnsi="Cascadia Mono SemiBold" w:cs="Cascadia Mono SemiBold"/>
                                 <w:lang w:val="es-ES"/>
                               </w:rPr>
-                              <w:t xml:space="preserve"> antes de declarar: </w:t>
-                            </w:r>
-                            <w:proofErr w:type="spellStart"/>
+                            </w:pPr>
                             <w:r>
                               <w:rPr>
                                 <w:rFonts w:ascii="Cascadia Mono SemiBold" w:hAnsi="Cascadia Mono SemiBold" w:cs="Cascadia Mono SemiBold"/>
                                 <w:lang w:val="es-ES"/>
                               </w:rPr>
-                              <w:t>ReferenceError</w:t>
-                            </w:r>
-                            <w:proofErr w:type="spellEnd"/>
-                            <w:r>
+                              <w:t>=============</w:t>
+                            </w:r>
+                          </w:p>
+                          <w:p>
+                            <w:pPr>
+                              <w:pStyle w:val="Sinespaciado"/>
                               <w:rPr>
                                 <w:rFonts w:ascii="Cascadia Mono SemiBold" w:hAnsi="Cascadia Mono SemiBold" w:cs="Cascadia Mono SemiBold"/>
                                 <w:lang w:val="es-ES"/>
                               </w:rPr>
-                              <w:t xml:space="preserve"> - </w:t>
-                            </w:r>
-                            <w:proofErr w:type="spellStart"/>
+                            </w:pPr>
                             <w:r>
                               <w:rPr>
                                 <w:rFonts w:ascii="Cascadia Mono SemiBold" w:hAnsi="Cascadia Mono SemiBold" w:cs="Cascadia Mono SemiBold"/>
                                 <w:lang w:val="es-ES"/>
                               </w:rPr>
-                              <w:t>undefined</w:t>
-                            </w:r>
-                            <w:proofErr w:type="spellEnd"/>
+                              <w:t>Contador 2: 1</w:t>
+                            </w:r>
+                          </w:p>
+                          <w:p>
+                            <w:pPr>
+                              <w:pStyle w:val="Sinespaciado"/>
+                              <w:rPr>
+                                <w:rFonts w:ascii="Cascadia Mono SemiBold" w:hAnsi="Cascadia Mono SemiBold" w:cs="Cascadia Mono SemiBold"/>
+                                <w:lang w:val="es-ES"/>
+                              </w:rPr>
+                            </w:pPr>
+                            <w:r>
+                              <w:rPr>
+                                <w:rFonts w:ascii="Cascadia Mono SemiBold" w:hAnsi="Cascadia Mono SemiBold" w:cs="Cascadia Mono SemiBold"/>
+                                <w:lang w:val="es-ES"/>
+                              </w:rPr>
+                              <w:t>=============</w:t>
+                            </w:r>
+                          </w:p>
+                          <w:p>
+                            <w:pPr>
+                              <w:pStyle w:val="Sinespaciado"/>
+                              <w:rPr>
+                                <w:rFonts w:ascii="Cascadia Mono SemiBold" w:hAnsi="Cascadia Mono SemiBold" w:cs="Cascadia Mono SemiBold"/>
+                                <w:lang w:val="es-ES"/>
+                              </w:rPr>
+                            </w:pPr>
+                            <w:r>
+                              <w:rPr>
+                                <w:rFonts w:ascii="Cascadia Mono SemiBold" w:hAnsi="Cascadia Mono SemiBold" w:cs="Cascadia Mono SemiBold"/>
+                                <w:lang w:val="es-ES"/>
+                              </w:rPr>
+                              <w:t>Contador 1: 4</w:t>
+                            </w:r>
+                          </w:p>
+                          <w:p>
+                            <w:pPr>
+                              <w:pStyle w:val="Sinespaciado"/>
+                              <w:rPr>
+                                <w:rFonts w:ascii="Cascadia Mono SemiBold" w:hAnsi="Cascadia Mono SemiBold" w:cs="Cascadia Mono SemiBold"/>
+                                <w:lang w:val="es-ES"/>
+                              </w:rPr>
+                            </w:pPr>
+                            <w:r>
+                              <w:rPr>
+                                <w:rFonts w:ascii="Cascadia Mono SemiBold" w:hAnsi="Cascadia Mono SemiBold" w:cs="Cascadia Mono SemiBold"/>
+                                <w:lang w:val="es-ES"/>
+                              </w:rPr>
+                              <w:t>Contador 1: 5</w:t>
+                            </w:r>
                           </w:p>
                         </w:txbxContent>
                       </wps:txbx>
@@ -7842,7 +7792,7 @@
           </mc:Choice>
           <mc:Fallback>
             <w:pict>
-              <v:rect w14:anchorId="764A07CC" id="_x0000_s1027" style="position:absolute;margin-left:0;margin-top:8.75pt;width:482.25pt;height:61pt;z-index:251661312;visibility:visible;mso-wrap-style:square;mso-width-percent:0;mso-height-percent:0;mso-wrap-distance-left:9pt;mso-wrap-distance-top:0;mso-wrap-distance-right:9pt;mso-wrap-distance-bottom:0;mso-position-horizontal:left;mso-position-horizontal-relative:margin;mso-position-vertical:absolute;mso-position-vertical-relative:text;mso-width-percent:0;mso-height-percent:0;mso-width-relative:margin;mso-height-relative:margin;v-text-anchor:middle" o:gfxdata="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" fillcolor="black [3213]" strokecolor="black [3213]" strokeweight="1pt">
+              <v:rect w14:anchorId="764A07CC" id="_x0000_s1027" style="position:absolute;margin-left:0;margin-top:8.75pt;width:482.25pt;height:123.9pt;z-index:251661312;visibility:visible;mso-wrap-style:square;mso-width-percent:0;mso-height-percent:0;mso-wrap-distance-left:9pt;mso-wrap-distance-top:0;mso-wrap-distance-right:9pt;mso-wrap-distance-bottom:0;mso-position-horizontal:left;mso-position-horizontal-relative:margin;mso-position-vertical:absolute;mso-position-vertical-relative:text;mso-width-percent:0;mso-height-percent:0;mso-width-relative:margin;mso-height-relative:margin;v-text-anchor:middle" o:gfxdata="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" fillcolor="black [3213]" strokecolor="black [3213]" strokeweight="1pt">
                 <v:textbox>
                   <w:txbxContent>
                     <w:p>
@@ -7858,7 +7808,7 @@
                           <w:rFonts w:ascii="Cascadia Mono SemiBold" w:hAnsi="Cascadia Mono SemiBold" w:cs="Cascadia Mono SemiBold"/>
                           <w:lang w:val="es-ES"/>
                         </w:rPr>
-                        <w:t>Función ejecutada antes de su declaración: 2K</w:t>
+                        <w:t>Contador 1: 1</w:t>
                       </w:r>
                     </w:p>
                     <w:p>
@@ -7869,31 +7819,13 @@
                           <w:lang w:val="es-ES"/>
                         </w:rPr>
                       </w:pPr>
-                      <w:proofErr w:type="spellStart"/>
                       <w:r>
                         <w:rPr>
                           <w:rFonts w:ascii="Cascadia Mono SemiBold" w:hAnsi="Cascadia Mono SemiBold" w:cs="Cascadia Mono SemiBold"/>
                           <w:lang w:val="es-ES"/>
                         </w:rPr>
-                        <w:t>var</w:t>
-                      </w:r>
-                      <w:proofErr w:type="spellEnd"/>
-                      <w:r>
-                        <w:rPr>
-                          <w:rFonts w:ascii="Cascadia Mono SemiBold" w:hAnsi="Cascadia Mono SemiBold" w:cs="Cascadia Mono SemiBold"/>
-                          <w:lang w:val="es-ES"/>
-                        </w:rPr>
-                        <w:t xml:space="preserve"> antes de declarar: </w:t>
-                      </w:r>
-                      <w:proofErr w:type="spellStart"/>
-                      <w:r>
-                        <w:rPr>
-                          <w:rFonts w:ascii="Cascadia Mono SemiBold" w:hAnsi="Cascadia Mono SemiBold" w:cs="Cascadia Mono SemiBold"/>
-                          <w:lang w:val="es-ES"/>
-                        </w:rPr>
-                        <w:t>undefined</w:t>
-                      </w:r>
-                      <w:proofErr w:type="spellEnd"/>
+                        <w:t>Contador 1: 2</w:t>
+                      </w:r>
                     </w:p>
                     <w:p>
                       <w:pPr>
@@ -7903,47 +7835,93 @@
                           <w:lang w:val="es-ES"/>
                         </w:rPr>
                       </w:pPr>
-                      <w:proofErr w:type="spellStart"/>
                       <w:r>
                         <w:rPr>
                           <w:rFonts w:ascii="Cascadia Mono SemiBold" w:hAnsi="Cascadia Mono SemiBold" w:cs="Cascadia Mono SemiBold"/>
                           <w:lang w:val="es-ES"/>
                         </w:rPr>
-                        <w:t>const</w:t>
-                      </w:r>
-                      <w:proofErr w:type="spellEnd"/>
-                      <w:r>
+                        <w:t>Contador 1: 3</w:t>
+                      </w:r>
+                    </w:p>
+                    <w:p>
+                      <w:pPr>
+                        <w:pStyle w:val="Sinespaciado"/>
                         <w:rPr>
                           <w:rFonts w:ascii="Cascadia Mono SemiBold" w:hAnsi="Cascadia Mono SemiBold" w:cs="Cascadia Mono SemiBold"/>
                           <w:lang w:val="es-ES"/>
                         </w:rPr>
-                        <w:t xml:space="preserve"> antes de declarar: </w:t>
-                      </w:r>
-                      <w:proofErr w:type="spellStart"/>
+                      </w:pPr>
                       <w:r>
                         <w:rPr>
                           <w:rFonts w:ascii="Cascadia Mono SemiBold" w:hAnsi="Cascadia Mono SemiBold" w:cs="Cascadia Mono SemiBold"/>
                           <w:lang w:val="es-ES"/>
                         </w:rPr>
-                        <w:t>ReferenceError</w:t>
-                      </w:r>
-                      <w:proofErr w:type="spellEnd"/>
-                      <w:r>
+                        <w:t>=============</w:t>
+                      </w:r>
+                    </w:p>
+                    <w:p>
+                      <w:pPr>
+                        <w:pStyle w:val="Sinespaciado"/>
                         <w:rPr>
                           <w:rFonts w:ascii="Cascadia Mono SemiBold" w:hAnsi="Cascadia Mono SemiBold" w:cs="Cascadia Mono SemiBold"/>
                           <w:lang w:val="es-ES"/>
                         </w:rPr>
-                        <w:t xml:space="preserve"> - </w:t>
-                      </w:r>
-                      <w:proofErr w:type="spellStart"/>
+                      </w:pPr>
                       <w:r>
                         <w:rPr>
                           <w:rFonts w:ascii="Cascadia Mono SemiBold" w:hAnsi="Cascadia Mono SemiBold" w:cs="Cascadia Mono SemiBold"/>
                           <w:lang w:val="es-ES"/>
                         </w:rPr>
-                        <w:t>undefined</w:t>
-                      </w:r>
-                      <w:proofErr w:type="spellEnd"/>
+                        <w:t>Contador 2: 1</w:t>
+                      </w:r>
+                    </w:p>
+                    <w:p>
+                      <w:pPr>
+                        <w:pStyle w:val="Sinespaciado"/>
+                        <w:rPr>
+                          <w:rFonts w:ascii="Cascadia Mono SemiBold" w:hAnsi="Cascadia Mono SemiBold" w:cs="Cascadia Mono SemiBold"/>
+                          <w:lang w:val="es-ES"/>
+                        </w:rPr>
+                      </w:pPr>
+                      <w:r>
+                        <w:rPr>
+                          <w:rFonts w:ascii="Cascadia Mono SemiBold" w:hAnsi="Cascadia Mono SemiBold" w:cs="Cascadia Mono SemiBold"/>
+                          <w:lang w:val="es-ES"/>
+                        </w:rPr>
+                        <w:t>=============</w:t>
+                      </w:r>
+                    </w:p>
+                    <w:p>
+                      <w:pPr>
+                        <w:pStyle w:val="Sinespaciado"/>
+                        <w:rPr>
+                          <w:rFonts w:ascii="Cascadia Mono SemiBold" w:hAnsi="Cascadia Mono SemiBold" w:cs="Cascadia Mono SemiBold"/>
+                          <w:lang w:val="es-ES"/>
+                        </w:rPr>
+                      </w:pPr>
+                      <w:r>
+                        <w:rPr>
+                          <w:rFonts w:ascii="Cascadia Mono SemiBold" w:hAnsi="Cascadia Mono SemiBold" w:cs="Cascadia Mono SemiBold"/>
+                          <w:lang w:val="es-ES"/>
+                        </w:rPr>
+                        <w:t>Contador 1: 4</w:t>
+                      </w:r>
+                    </w:p>
+                    <w:p>
+                      <w:pPr>
+                        <w:pStyle w:val="Sinespaciado"/>
+                        <w:rPr>
+                          <w:rFonts w:ascii="Cascadia Mono SemiBold" w:hAnsi="Cascadia Mono SemiBold" w:cs="Cascadia Mono SemiBold"/>
+                          <w:lang w:val="es-ES"/>
+                        </w:rPr>
+                      </w:pPr>
+                      <w:r>
+                        <w:rPr>
+                          <w:rFonts w:ascii="Cascadia Mono SemiBold" w:hAnsi="Cascadia Mono SemiBold" w:cs="Cascadia Mono SemiBold"/>
+                          <w:lang w:val="es-ES"/>
+                        </w:rPr>
+                        <w:t>Contador 1: 5</w:t>
+                      </w:r>
                     </w:p>
                   </w:txbxContent>
                 </v:textbox>
@@ -8025,6 +8003,26 @@
           <w:lang w:val="es-ES"/>
         </w:rPr>
       </w:pPr>
+    </w:p>
+    <w:p>
+      <w:pPr>
+        <w:pStyle w:val="Sinespaciado"/>
+        <w:rPr>
+          <w:b/>
+          <w:bCs/>
+          <w:lang w:val="es-ES"/>
+        </w:rPr>
+      </w:pPr>
+    </w:p>
+    <w:p>
+      <w:pPr>
+        <w:pStyle w:val="Sinespaciado"/>
+        <w:rPr>
+          <w:b/>
+          <w:bCs/>
+          <w:lang w:val="es-ES"/>
+        </w:rPr>
+      </w:pPr>
       <w:r>
         <w:rPr>
           <w:b/>
@@ -8183,7 +8181,7 @@
           <w:lang w:val="es-ES"/>
         </w:rPr>
       </w:pPr>
-      <w:bookmarkStart w:id="5" w:name="_Toc234241002"/>
+      <w:bookmarkStart w:id="5" w:name="_Toc234314911"/>
       <w:r>
         <w:rPr>
           <w:lang w:val="es-ES"/>
@@ -8209,9 +8207,16 @@
           <w:bCs/>
           <w:lang w:val="es-ES"/>
         </w:rPr>
-        <w:t>1: La Frontera del Bloque</w:t>
+        <w:t xml:space="preserve">1: </w:t>
       </w:r>
       <w:bookmarkEnd w:id="5"/>
+      <w:r>
+        <w:rPr>
+          <w:bCs/>
+          <w:lang w:val="es-ES"/>
+        </w:rPr>
+        <w:t>La Fábrica de Sensores</w:t>
+      </w:r>
     </w:p>
     <w:p>
       <w:pPr>
@@ -8256,8 +8261,11 @@
         <w:pStyle w:val="Sinespaciado"/>
         <w:numPr>
           <w:ilvl w:val="0"/>
-          <w:numId w:val="3"/>
+          <w:numId w:val="4"/>
         </w:numPr>
+        <w:rPr>
+          <w:lang w:val="es-ES"/>
+        </w:rPr>
       </w:pPr>
       <w:proofErr w:type="spellStart"/>
       <w:r>
@@ -8272,7 +8280,7 @@
         <w:t xml:space="preserve">: </w:t>
       </w:r>
       <w:r>
-        <w:t>tk_block_limiter.js</w:t>
+        <w:t>tk_sensor_factory.js</w:t>
       </w:r>
     </w:p>
     <w:p>
@@ -8304,8 +8312,30 @@
         <w:rPr>
           <w:lang w:val="es-ES"/>
         </w:rPr>
-        <w:t>console.log, try/catch</w:t>
-      </w:r>
+        <w:t xml:space="preserve">console.log, </w:t>
+      </w:r>
+      <w:proofErr w:type="spellStart"/>
+      <w:r>
+        <w:rPr>
+          <w:lang w:val="es-ES"/>
+        </w:rPr>
+        <w:t>arrow</w:t>
+      </w:r>
+      <w:proofErr w:type="spellEnd"/>
+      <w:r>
+        <w:rPr>
+          <w:lang w:val="es-ES"/>
+        </w:rPr>
+        <w:t xml:space="preserve"> </w:t>
+      </w:r>
+      <w:proofErr w:type="spellStart"/>
+      <w:r>
+        <w:rPr>
+          <w:lang w:val="es-ES"/>
+        </w:rPr>
+        <w:t>functions</w:t>
+      </w:r>
+      <w:proofErr w:type="spellEnd"/>
     </w:p>
     <w:p>
       <w:pPr>
@@ -8341,36 +8371,76 @@
         <w:rPr>
           <w:lang w:val="es-ES"/>
         </w:rPr>
-        <w:t xml:space="preserve">Diferenciar entre </w:t>
+        <w:t xml:space="preserve">Aplicar </w:t>
       </w:r>
       <w:proofErr w:type="spellStart"/>
       <w:r>
         <w:rPr>
           <w:lang w:val="es-ES"/>
         </w:rPr>
-        <w:t>scope</w:t>
+        <w:t>closures</w:t>
       </w:r>
       <w:proofErr w:type="spellEnd"/>
       <w:r>
         <w:rPr>
           <w:lang w:val="es-ES"/>
         </w:rPr>
-        <w:t xml:space="preserve"> de función y </w:t>
+        <w:t xml:space="preserve"> para crear funciones especializadas que comparten lógica </w:t>
+      </w:r>
+      <w:r>
+        <w:rPr>
+          <w:lang w:val="es-ES"/>
+        </w:rPr>
+        <w:t>base,</w:t>
+      </w:r>
+      <w:r>
+        <w:rPr>
+          <w:lang w:val="es-ES"/>
+        </w:rPr>
+        <w:t xml:space="preserve"> pero mantienen datos privados</w:t>
+      </w:r>
+      <w:r>
+        <w:rPr>
+          <w:lang w:val="es-ES"/>
+        </w:rPr>
+        <w:t xml:space="preserve"> (</w:t>
       </w:r>
       <w:proofErr w:type="spellStart"/>
       <w:r>
         <w:rPr>
           <w:lang w:val="es-ES"/>
         </w:rPr>
-        <w:t>scope</w:t>
+        <w:t>factory</w:t>
       </w:r>
       <w:proofErr w:type="spellEnd"/>
       <w:r>
         <w:rPr>
           <w:lang w:val="es-ES"/>
         </w:rPr>
-        <w:t xml:space="preserve"> de bloque.</w:t>
-      </w:r>
+        <w:t xml:space="preserve"> </w:t>
+      </w:r>
+      <w:proofErr w:type="spellStart"/>
+      <w:r>
+        <w:rPr>
+          <w:lang w:val="es-ES"/>
+        </w:rPr>
+        <w:t>function</w:t>
+      </w:r>
+      <w:proofErr w:type="spellEnd"/>
+      <w:r>
+        <w:rPr>
+          <w:lang w:val="es-ES"/>
+        </w:rPr>
+        <w:t>).</w:t>
+      </w:r>
+    </w:p>
+    <w:p>
+      <w:pPr>
+        <w:pStyle w:val="Sinespaciado"/>
+        <w:rPr>
+          <w:lang w:val="es-ES"/>
+        </w:rPr>
+      </w:pPr>
     </w:p>
     <w:p>
       <w:pPr>
@@ -8392,66 +8462,6 @@
           <w:lang w:val="es-ES"/>
         </w:rPr>
         <w:t xml:space="preserve"> </w:t>
-      </w:r>
-      <w:r>
-        <w:rPr>
-          <w:lang w:val="es-ES"/>
-        </w:rPr>
-        <w:t xml:space="preserve">Dentro de una función, abre un bloque </w:t>
-      </w:r>
-      <w:proofErr w:type="spellStart"/>
-      <w:r>
-        <w:rPr>
-          <w:lang w:val="es-ES"/>
-        </w:rPr>
-        <w:t>if</w:t>
-      </w:r>
-      <w:proofErr w:type="spellEnd"/>
-      <w:r>
-        <w:rPr>
-          <w:lang w:val="es-ES"/>
-        </w:rPr>
-        <w:t xml:space="preserve">. Declara una variable con </w:t>
-      </w:r>
-      <w:proofErr w:type="spellStart"/>
-      <w:r>
-        <w:rPr>
-          <w:lang w:val="es-ES"/>
-        </w:rPr>
-        <w:t>var</w:t>
-      </w:r>
-      <w:proofErr w:type="spellEnd"/>
-      <w:r>
-        <w:rPr>
-          <w:lang w:val="es-ES"/>
-        </w:rPr>
-        <w:t xml:space="preserve"> y otra con </w:t>
-      </w:r>
-      <w:proofErr w:type="spellStart"/>
-      <w:r>
-        <w:rPr>
-          <w:lang w:val="es-ES"/>
-        </w:rPr>
-        <w:t>let</w:t>
-      </w:r>
-      <w:proofErr w:type="spellEnd"/>
-      <w:r>
-        <w:rPr>
-          <w:lang w:val="es-ES"/>
-        </w:rPr>
-        <w:t xml:space="preserve"> dentro de él. Intenta invocar ambas desde fuera del </w:t>
-      </w:r>
-      <w:r>
-        <w:rPr>
-          <w:lang w:val="es-ES"/>
-        </w:rPr>
-        <w:t>bloque,</w:t>
-      </w:r>
-      <w:r>
-        <w:rPr>
-          <w:lang w:val="es-ES"/>
-        </w:rPr>
-        <w:t xml:space="preserve"> pero dentro de la función. Usa try/catch para capturar el error de la variable que no puede escapar.</w:t>
       </w:r>
     </w:p>
     <w:p>
@@ -8467,36 +8477,138 @@
         <w:pStyle w:val="Sinespaciado"/>
         <w:numPr>
           <w:ilvl w:val="0"/>
-          <w:numId w:val="21"/>
+          <w:numId w:val="35"/>
         </w:numPr>
         <w:rPr>
-          <w:i/>
-          <w:iCs/>
-          <w:lang w:val="es-ES"/>
-        </w:rPr>
-      </w:pPr>
-      <w:r>
-        <w:rPr>
-          <w:i/>
-          <w:iCs/>
-          <w:lang w:val="es-ES"/>
-        </w:rPr>
-        <w:t>Aquí no es necesario que cumpla el –</w:t>
+          <w:lang w:val="es-ES"/>
+        </w:rPr>
+      </w:pPr>
+      <w:r>
+        <w:rPr>
+          <w:lang w:val="es-ES"/>
+        </w:rPr>
+        <w:t xml:space="preserve">Crea </w:t>
       </w:r>
       <w:proofErr w:type="spellStart"/>
       <w:r>
         <w:rPr>
-          <w:i/>
-          <w:iCs/>
-          <w:lang w:val="es-ES"/>
-        </w:rPr>
-        <w:t>fix</w:t>
+          <w:lang w:val="es-ES"/>
+        </w:rPr>
+        <w:t>tk_sensor_factory</w:t>
       </w:r>
       <w:proofErr w:type="spellEnd"/>
       <w:r>
         <w:rPr>
-          <w:i/>
-          <w:iCs/>
+          <w:lang w:val="es-ES"/>
+        </w:rPr>
+        <w:t>(</w:t>
+      </w:r>
+      <w:proofErr w:type="spellStart"/>
+      <w:r>
+        <w:rPr>
+          <w:lang w:val="es-ES"/>
+        </w:rPr>
+        <w:t>type</w:t>
+      </w:r>
+      <w:proofErr w:type="spellEnd"/>
+      <w:r>
+        <w:rPr>
+          <w:lang w:val="es-ES"/>
+        </w:rPr>
+        <w:t>) que devuelva una función</w:t>
+      </w:r>
+      <w:r>
+        <w:rPr>
+          <w:lang w:val="es-ES"/>
+        </w:rPr>
+        <w:t>.</w:t>
+      </w:r>
+    </w:p>
+    <w:p>
+      <w:pPr>
+        <w:pStyle w:val="Sinespaciado"/>
+        <w:numPr>
+          <w:ilvl w:val="0"/>
+          <w:numId w:val="35"/>
+        </w:numPr>
+        <w:rPr>
+          <w:lang w:val="es-ES"/>
+        </w:rPr>
+      </w:pPr>
+      <w:r>
+        <w:rPr>
+          <w:lang w:val="es-ES"/>
+        </w:rPr>
+        <w:t xml:space="preserve">La función devuelta recibe un valor y devuelve un </w:t>
+      </w:r>
+      <w:proofErr w:type="spellStart"/>
+      <w:r>
+        <w:rPr>
+          <w:lang w:val="es-ES"/>
+        </w:rPr>
+        <w:t>string</w:t>
+      </w:r>
+      <w:proofErr w:type="spellEnd"/>
+      <w:r>
+        <w:rPr>
+          <w:lang w:val="es-ES"/>
+        </w:rPr>
+        <w:t xml:space="preserve"> formateado</w:t>
+      </w:r>
+      <w:r>
+        <w:rPr>
+          <w:lang w:val="es-ES"/>
+        </w:rPr>
+        <w:t>.</w:t>
+      </w:r>
+    </w:p>
+    <w:p>
+      <w:pPr>
+        <w:pStyle w:val="Sinespaciado"/>
+        <w:numPr>
+          <w:ilvl w:val="0"/>
+          <w:numId w:val="35"/>
+        </w:numPr>
+        <w:rPr>
+          <w:lang w:val="es-ES"/>
+        </w:rPr>
+      </w:pPr>
+      <w:r>
+        <w:rPr>
+          <w:lang w:val="es-ES"/>
+        </w:rPr>
+        <w:t xml:space="preserve">El </w:t>
+      </w:r>
+      <w:proofErr w:type="spellStart"/>
+      <w:r>
+        <w:rPr>
+          <w:lang w:val="es-ES"/>
+        </w:rPr>
+        <w:t>type</w:t>
+      </w:r>
+      <w:proofErr w:type="spellEnd"/>
+      <w:r>
+        <w:rPr>
+          <w:lang w:val="es-ES"/>
+        </w:rPr>
+        <w:t xml:space="preserve"> debe quedar encerrado en el </w:t>
+      </w:r>
+      <w:proofErr w:type="spellStart"/>
+      <w:r>
+        <w:rPr>
+          <w:lang w:val="es-ES"/>
+        </w:rPr>
+        <w:t>closure</w:t>
+      </w:r>
+      <w:proofErr w:type="spellEnd"/>
+      <w:r>
+        <w:rPr>
+          <w:lang w:val="es-ES"/>
+        </w:rPr>
+        <w:t>, no modificable desde fuera</w:t>
+      </w:r>
+      <w:r>
+        <w:rPr>
           <w:lang w:val="es-ES"/>
         </w:rPr>
         <w:t>.</w:t>
@@ -8553,7 +8665,7 @@
         <mc:AlternateContent>
           <mc:Choice Requires="wps">
             <w:drawing>
-              <wp:anchor distT="0" distB="0" distL="114300" distR="114300" simplePos="0" relativeHeight="251663360" behindDoc="0" locked="0" layoutInCell="1" allowOverlap="1" wp14:anchorId="08EDEE3F" wp14:editId="48A56583">
+              <wp:anchor distT="0" distB="0" distL="114300" distR="114300" simplePos="0" relativeHeight="251663360" behindDoc="0" locked="0" layoutInCell="1" allowOverlap="1" wp14:anchorId="08EDEE3F" wp14:editId="4C309867">
                 <wp:simplePos x="0" y="0"/>
                 <wp:positionH relativeFrom="margin">
                   <wp:align>left</wp:align>
@@ -8561,7 +8673,7 @@
                 <wp:positionV relativeFrom="paragraph">
                   <wp:posOffset>111125</wp:posOffset>
                 </wp:positionV>
-                <wp:extent cx="6124575" cy="787180"/>
+                <wp:extent cx="6124575" cy="882503"/>
                 <wp:effectExtent l="0" t="0" r="28575" b="13335"/>
                 <wp:wrapNone/>
                 <wp:docPr id="1893361091" name="Rectángulo 2"/>
@@ -8573,7 +8685,7 @@
                       <wps:spPr>
                         <a:xfrm>
                           <a:off x="0" y="0"/>
-                          <a:ext cx="6124575" cy="787180"/>
+                          <a:ext cx="6124575" cy="882503"/>
                         </a:xfrm>
                         <a:prstGeom prst="rect">
                           <a:avLst/>
@@ -8613,13 +8725,20 @@
                                 <w:lang w:val="es-ES"/>
                               </w:rPr>
                             </w:pPr>
+                            <w:r>
+                              <w:rPr>
+                                <w:rFonts w:ascii="Cascadia Mono SemiBold" w:hAnsi="Cascadia Mono SemiBold" w:cs="Cascadia Mono SemiBold"/>
+                                <w:lang w:val="es-ES"/>
+                              </w:rPr>
+                              <w:t>[</w:t>
+                            </w:r>
                             <w:proofErr w:type="spellStart"/>
                             <w:r>
                               <w:rPr>
                                 <w:rFonts w:ascii="Cascadia Mono SemiBold" w:hAnsi="Cascadia Mono SemiBold" w:cs="Cascadia Mono SemiBold"/>
                                 <w:lang w:val="es-ES"/>
                               </w:rPr>
-                              <w:t>var</w:t>
+                              <w:t>Temperature</w:t>
                             </w:r>
                             <w:proofErr w:type="spellEnd"/>
                             <w:r>
@@ -8627,23 +8746,7 @@
                                 <w:rFonts w:ascii="Cascadia Mono SemiBold" w:hAnsi="Cascadia Mono SemiBold" w:cs="Cascadia Mono SemiBold"/>
                                 <w:lang w:val="es-ES"/>
                               </w:rPr>
-                              <w:t xml:space="preserve"> fuera del bloque: soy </w:t>
-                            </w:r>
-                            <w:proofErr w:type="spellStart"/>
-                            <w:r>
-                              <w:rPr>
-                                <w:rFonts w:ascii="Cascadia Mono SemiBold" w:hAnsi="Cascadia Mono SemiBold" w:cs="Cascadia Mono SemiBold"/>
-                                <w:lang w:val="es-ES"/>
-                              </w:rPr>
-                              <w:t>var</w:t>
-                            </w:r>
-                            <w:proofErr w:type="spellEnd"/>
-                            <w:r>
-                              <w:rPr>
-                                <w:rFonts w:ascii="Cascadia Mono SemiBold" w:hAnsi="Cascadia Mono SemiBold" w:cs="Cascadia Mono SemiBold"/>
-                                <w:lang w:val="es-ES"/>
-                              </w:rPr>
-                              <w:t>, escapé</w:t>
+                              <w:t>]: 25ºC</w:t>
                             </w:r>
                           </w:p>
                           <w:p>
@@ -8654,13 +8757,20 @@
                                 <w:lang w:val="es-ES"/>
                               </w:rPr>
                             </w:pPr>
+                            <w:r>
+                              <w:rPr>
+                                <w:rFonts w:ascii="Cascadia Mono SemiBold" w:hAnsi="Cascadia Mono SemiBold" w:cs="Cascadia Mono SemiBold"/>
+                                <w:lang w:val="es-ES"/>
+                              </w:rPr>
+                              <w:t>[</w:t>
+                            </w:r>
                             <w:proofErr w:type="spellStart"/>
                             <w:r>
                               <w:rPr>
                                 <w:rFonts w:ascii="Cascadia Mono SemiBold" w:hAnsi="Cascadia Mono SemiBold" w:cs="Cascadia Mono SemiBold"/>
                                 <w:lang w:val="es-ES"/>
                               </w:rPr>
-                              <w:t>let</w:t>
+                              <w:t>Humidity</w:t>
                             </w:r>
                             <w:proofErr w:type="spellEnd"/>
                             <w:r>
@@ -8668,65 +8778,8 @@
                                 <w:rFonts w:ascii="Cascadia Mono SemiBold" w:hAnsi="Cascadia Mono SemiBold" w:cs="Cascadia Mono SemiBold"/>
                                 <w:lang w:val="es-ES"/>
                               </w:rPr>
-                              <w:t xml:space="preserve"> fuera del bloque: </w:t>
-                            </w:r>
-                            <w:proofErr w:type="spellStart"/>
-                            <w:r>
-                              <w:rPr>
-                                <w:rFonts w:ascii="Cascadia Mono SemiBold" w:hAnsi="Cascadia Mono SemiBold" w:cs="Cascadia Mono SemiBold"/>
-                                <w:lang w:val="es-ES"/>
-                              </w:rPr>
-                              <w:t>ReferenceError</w:t>
-                            </w:r>
-                            <w:proofErr w:type="spellEnd"/>
-                            <w:r>
-                              <w:rPr>
-                                <w:rFonts w:ascii="Cascadia Mono SemiBold" w:hAnsi="Cascadia Mono SemiBold" w:cs="Cascadia Mono SemiBold"/>
-                                <w:lang w:val="es-ES"/>
-                              </w:rPr>
-                              <w:t xml:space="preserve"> - y </w:t>
-                            </w:r>
-                            <w:proofErr w:type="spellStart"/>
-                            <w:r>
-                              <w:rPr>
-                                <w:rFonts w:ascii="Cascadia Mono SemiBold" w:hAnsi="Cascadia Mono SemiBold" w:cs="Cascadia Mono SemiBold"/>
-                                <w:lang w:val="es-ES"/>
-                              </w:rPr>
-                              <w:t>is</w:t>
-                            </w:r>
-                            <w:proofErr w:type="spellEnd"/>
-                            <w:r>
-                              <w:rPr>
-                                <w:rFonts w:ascii="Cascadia Mono SemiBold" w:hAnsi="Cascadia Mono SemiBold" w:cs="Cascadia Mono SemiBold"/>
-                                <w:lang w:val="es-ES"/>
-                              </w:rPr>
-                              <w:t xml:space="preserve"> </w:t>
-                            </w:r>
-                            <w:proofErr w:type="spellStart"/>
-                            <w:r>
-                              <w:rPr>
-                                <w:rFonts w:ascii="Cascadia Mono SemiBold" w:hAnsi="Cascadia Mono SemiBold" w:cs="Cascadia Mono SemiBold"/>
-                                <w:lang w:val="es-ES"/>
-                              </w:rPr>
-                              <w:t>not</w:t>
-                            </w:r>
-                            <w:proofErr w:type="spellEnd"/>
-                            <w:r>
-                              <w:rPr>
-                                <w:rFonts w:ascii="Cascadia Mono SemiBold" w:hAnsi="Cascadia Mono SemiBold" w:cs="Cascadia Mono SemiBold"/>
-                                <w:lang w:val="es-ES"/>
-                              </w:rPr>
-                              <w:t xml:space="preserve"> </w:t>
-                            </w:r>
-                            <w:proofErr w:type="spellStart"/>
-                            <w:r>
-                              <w:rPr>
-                                <w:rFonts w:ascii="Cascadia Mono SemiBold" w:hAnsi="Cascadia Mono SemiBold" w:cs="Cascadia Mono SemiBold"/>
-                                <w:lang w:val="es-ES"/>
-                              </w:rPr>
-                              <w:t>defined</w:t>
-                            </w:r>
-                            <w:proofErr w:type="spellEnd"/>
+                              <w:t>]: 80%</w:t>
+                            </w:r>
                           </w:p>
                           <w:p>
                             <w:pPr>
@@ -8741,7 +8794,7 @@
                                 <w:rFonts w:ascii="Cascadia Mono SemiBold" w:hAnsi="Cascadia Mono SemiBold" w:cs="Cascadia Mono SemiBold"/>
                                 <w:lang w:val="es-ES"/>
                               </w:rPr>
-                              <w:t xml:space="preserve">Confirmado: </w:t>
+                              <w:t>[</w:t>
                             </w:r>
                             <w:proofErr w:type="spellStart"/>
                             <w:r>
@@ -8749,7 +8802,7 @@
                                 <w:rFonts w:ascii="Cascadia Mono SemiBold" w:hAnsi="Cascadia Mono SemiBold" w:cs="Cascadia Mono SemiBold"/>
                                 <w:lang w:val="es-ES"/>
                               </w:rPr>
-                              <w:t>var</w:t>
+                              <w:t>Pressure</w:t>
                             </w:r>
                             <w:proofErr w:type="spellEnd"/>
                             <w:r>
@@ -8757,23 +8810,7 @@
                                 <w:rFonts w:ascii="Cascadia Mono SemiBold" w:hAnsi="Cascadia Mono SemiBold" w:cs="Cascadia Mono SemiBold"/>
                                 <w:lang w:val="es-ES"/>
                               </w:rPr>
-                              <w:t xml:space="preserve"> ignora el bloque, </w:t>
-                            </w:r>
-                            <w:proofErr w:type="spellStart"/>
-                            <w:r>
-                              <w:rPr>
-                                <w:rFonts w:ascii="Cascadia Mono SemiBold" w:hAnsi="Cascadia Mono SemiBold" w:cs="Cascadia Mono SemiBold"/>
-                                <w:lang w:val="es-ES"/>
-                              </w:rPr>
-                              <w:t>let</w:t>
-                            </w:r>
-                            <w:proofErr w:type="spellEnd"/>
-                            <w:r>
-                              <w:rPr>
-                                <w:rFonts w:ascii="Cascadia Mono SemiBold" w:hAnsi="Cascadia Mono SemiBold" w:cs="Cascadia Mono SemiBold"/>
-                                <w:lang w:val="es-ES"/>
-                              </w:rPr>
-                              <w:t xml:space="preserve"> lo respeta</w:t>
+                              <w:t>]: 101.3hPa</w:t>
                             </w:r>
                           </w:p>
                         </w:txbxContent>
@@ -8798,7 +8835,7 @@
           </mc:Choice>
           <mc:Fallback>
             <w:pict>
-              <v:rect w14:anchorId="08EDEE3F" id="_x0000_s1028" style="position:absolute;margin-left:0;margin-top:8.75pt;width:482.25pt;height:62pt;z-index:251663360;visibility:visible;mso-wrap-style:square;mso-width-percent:0;mso-height-percent:0;mso-wrap-distance-left:9pt;mso-wrap-distance-top:0;mso-wrap-distance-right:9pt;mso-wrap-distance-bottom:0;mso-position-horizontal:left;mso-position-horizontal-relative:margin;mso-position-vertical:absolute;mso-position-vertical-relative:text;mso-width-percent:0;mso-height-percent:0;mso-width-relative:margin;mso-height-relative:margin;v-text-anchor:middle" o:gfxdata="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" fillcolor="black [3213]" strokecolor="black [3213]" strokeweight="1pt">
+              <v:rect w14:anchorId="08EDEE3F" id="_x0000_s1028" style="position:absolute;margin-left:0;margin-top:8.75pt;width:482.25pt;height:69.5pt;z-index:251663360;visibility:visible;mso-wrap-style:square;mso-width-percent:0;mso-height-percent:0;mso-wrap-distance-left:9pt;mso-wrap-distance-top:0;mso-wrap-distance-right:9pt;mso-wrap-distance-bottom:0;mso-position-horizontal:left;mso-position-horizontal-relative:margin;mso-position-vertical:absolute;mso-position-vertical-relative:text;mso-width-percent:0;mso-height-percent:0;mso-width-relative:margin;mso-height-relative:margin;v-text-anchor:middle" o:gfxdata="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" fillcolor="black [3213]" strokecolor="black [3213]" strokeweight="1pt">
                 <v:textbox>
                   <w:txbxContent>
                     <w:p>
@@ -8809,13 +8846,20 @@
                           <w:lang w:val="es-ES"/>
                         </w:rPr>
                       </w:pPr>
+                      <w:r>
+                        <w:rPr>
+                          <w:rFonts w:ascii="Cascadia Mono SemiBold" w:hAnsi="Cascadia Mono SemiBold" w:cs="Cascadia Mono SemiBold"/>
+                          <w:lang w:val="es-ES"/>
+                        </w:rPr>
+                        <w:t>[</w:t>
+                      </w:r>
                       <w:proofErr w:type="spellStart"/>
                       <w:r>
                         <w:rPr>
                           <w:rFonts w:ascii="Cascadia Mono SemiBold" w:hAnsi="Cascadia Mono SemiBold" w:cs="Cascadia Mono SemiBold"/>
                           <w:lang w:val="es-ES"/>
                         </w:rPr>
-                        <w:t>var</w:t>
+                        <w:t>Temperature</w:t>
                       </w:r>
                       <w:proofErr w:type="spellEnd"/>
                       <w:r>
@@ -8823,23 +8867,7 @@
                           <w:rFonts w:ascii="Cascadia Mono SemiBold" w:hAnsi="Cascadia Mono SemiBold" w:cs="Cascadia Mono SemiBold"/>
                           <w:lang w:val="es-ES"/>
                         </w:rPr>
-                        <w:t xml:space="preserve"> fuera del bloque: soy </w:t>
-                      </w:r>
-                      <w:proofErr w:type="spellStart"/>
-                      <w:r>
-                        <w:rPr>
-                          <w:rFonts w:ascii="Cascadia Mono SemiBold" w:hAnsi="Cascadia Mono SemiBold" w:cs="Cascadia Mono SemiBold"/>
-                          <w:lang w:val="es-ES"/>
-                        </w:rPr>
-                        <w:t>var</w:t>
-                      </w:r>
-                      <w:proofErr w:type="spellEnd"/>
-                      <w:r>
-                        <w:rPr>
-                          <w:rFonts w:ascii="Cascadia Mono SemiBold" w:hAnsi="Cascadia Mono SemiBold" w:cs="Cascadia Mono SemiBold"/>
-                          <w:lang w:val="es-ES"/>
-                        </w:rPr>
-                        <w:t>, escapé</w:t>
+                        <w:t>]: 25ºC</w:t>
                       </w:r>
                     </w:p>
                     <w:p>
@@ -8850,13 +8878,20 @@
                           <w:lang w:val="es-ES"/>
                         </w:rPr>
                       </w:pPr>
+                      <w:r>
+                        <w:rPr>
+                          <w:rFonts w:ascii="Cascadia Mono SemiBold" w:hAnsi="Cascadia Mono SemiBold" w:cs="Cascadia Mono SemiBold"/>
+                          <w:lang w:val="es-ES"/>
+                        </w:rPr>
+                        <w:t>[</w:t>
+                      </w:r>
                       <w:proofErr w:type="spellStart"/>
                       <w:r>
                         <w:rPr>
                           <w:rFonts w:ascii="Cascadia Mono SemiBold" w:hAnsi="Cascadia Mono SemiBold" w:cs="Cascadia Mono SemiBold"/>
                           <w:lang w:val="es-ES"/>
                         </w:rPr>
-                        <w:t>let</w:t>
+                        <w:t>Humidity</w:t>
                       </w:r>
                       <w:proofErr w:type="spellEnd"/>
                       <w:r>
@@ -8864,65 +8899,8 @@
                           <w:rFonts w:ascii="Cascadia Mono SemiBold" w:hAnsi="Cascadia Mono SemiBold" w:cs="Cascadia Mono SemiBold"/>
                           <w:lang w:val="es-ES"/>
                         </w:rPr>
-                        <w:t xml:space="preserve"> fuera del bloque: </w:t>
-                      </w:r>
-                      <w:proofErr w:type="spellStart"/>
-                      <w:r>
-                        <w:rPr>
-                          <w:rFonts w:ascii="Cascadia Mono SemiBold" w:hAnsi="Cascadia Mono SemiBold" w:cs="Cascadia Mono SemiBold"/>
-                          <w:lang w:val="es-ES"/>
-                        </w:rPr>
-                        <w:t>ReferenceError</w:t>
-                      </w:r>
-                      <w:proofErr w:type="spellEnd"/>
-                      <w:r>
-                        <w:rPr>
-                          <w:rFonts w:ascii="Cascadia Mono SemiBold" w:hAnsi="Cascadia Mono SemiBold" w:cs="Cascadia Mono SemiBold"/>
-                          <w:lang w:val="es-ES"/>
-                        </w:rPr>
-                        <w:t xml:space="preserve"> - y </w:t>
-                      </w:r>
-                      <w:proofErr w:type="spellStart"/>
-                      <w:r>
-                        <w:rPr>
-                          <w:rFonts w:ascii="Cascadia Mono SemiBold" w:hAnsi="Cascadia Mono SemiBold" w:cs="Cascadia Mono SemiBold"/>
-                          <w:lang w:val="es-ES"/>
-                        </w:rPr>
-                        <w:t>is</w:t>
-                      </w:r>
-                      <w:proofErr w:type="spellEnd"/>
-                      <w:r>
-                        <w:rPr>
-                          <w:rFonts w:ascii="Cascadia Mono SemiBold" w:hAnsi="Cascadia Mono SemiBold" w:cs="Cascadia Mono SemiBold"/>
-                          <w:lang w:val="es-ES"/>
-                        </w:rPr>
-                        <w:t xml:space="preserve"> </w:t>
-                      </w:r>
-                      <w:proofErr w:type="spellStart"/>
-                      <w:r>
-                        <w:rPr>
-                          <w:rFonts w:ascii="Cascadia Mono SemiBold" w:hAnsi="Cascadia Mono SemiBold" w:cs="Cascadia Mono SemiBold"/>
-                          <w:lang w:val="es-ES"/>
-                        </w:rPr>
-                        <w:t>not</w:t>
-                      </w:r>
-                      <w:proofErr w:type="spellEnd"/>
-                      <w:r>
-                        <w:rPr>
-                          <w:rFonts w:ascii="Cascadia Mono SemiBold" w:hAnsi="Cascadia Mono SemiBold" w:cs="Cascadia Mono SemiBold"/>
-                          <w:lang w:val="es-ES"/>
-                        </w:rPr>
-                        <w:t xml:space="preserve"> </w:t>
-                      </w:r>
-                      <w:proofErr w:type="spellStart"/>
-                      <w:r>
-                        <w:rPr>
-                          <w:rFonts w:ascii="Cascadia Mono SemiBold" w:hAnsi="Cascadia Mono SemiBold" w:cs="Cascadia Mono SemiBold"/>
-                          <w:lang w:val="es-ES"/>
-                        </w:rPr>
-                        <w:t>defined</w:t>
-                      </w:r>
-                      <w:proofErr w:type="spellEnd"/>
+                        <w:t>]: 80%</w:t>
+                      </w:r>
                     </w:p>
                     <w:p>
                       <w:pPr>
@@ -8937,7 +8915,7 @@
                           <w:rFonts w:ascii="Cascadia Mono SemiBold" w:hAnsi="Cascadia Mono SemiBold" w:cs="Cascadia Mono SemiBold"/>
                           <w:lang w:val="es-ES"/>
                         </w:rPr>
-                        <w:t xml:space="preserve">Confirmado: </w:t>
+                        <w:t>[</w:t>
                       </w:r>
                       <w:proofErr w:type="spellStart"/>
                       <w:r>
@@ -8945,7 +8923,7 @@
                           <w:rFonts w:ascii="Cascadia Mono SemiBold" w:hAnsi="Cascadia Mono SemiBold" w:cs="Cascadia Mono SemiBold"/>
                           <w:lang w:val="es-ES"/>
                         </w:rPr>
-                        <w:t>var</w:t>
+                        <w:t>Pressure</w:t>
                       </w:r>
                       <w:proofErr w:type="spellEnd"/>
                       <w:r>
@@ -8953,23 +8931,7 @@
                           <w:rFonts w:ascii="Cascadia Mono SemiBold" w:hAnsi="Cascadia Mono SemiBold" w:cs="Cascadia Mono SemiBold"/>
                           <w:lang w:val="es-ES"/>
                         </w:rPr>
-                        <w:t xml:space="preserve"> ignora el bloque, </w:t>
-                      </w:r>
-                      <w:proofErr w:type="spellStart"/>
-                      <w:r>
-                        <w:rPr>
-                          <w:rFonts w:ascii="Cascadia Mono SemiBold" w:hAnsi="Cascadia Mono SemiBold" w:cs="Cascadia Mono SemiBold"/>
-                          <w:lang w:val="es-ES"/>
-                        </w:rPr>
-                        <w:t>let</w:t>
-                      </w:r>
-                      <w:proofErr w:type="spellEnd"/>
-                      <w:r>
-                        <w:rPr>
-                          <w:rFonts w:ascii="Cascadia Mono SemiBold" w:hAnsi="Cascadia Mono SemiBold" w:cs="Cascadia Mono SemiBold"/>
-                          <w:lang w:val="es-ES"/>
-                        </w:rPr>
-                        <w:t xml:space="preserve"> lo respeta</w:t>
+                        <w:t>]: 101.3hPa</w:t>
                       </w:r>
                     </w:p>
                   </w:txbxContent>
@@ -9041,26 +9003,23 @@
         </w:numPr>
         <w:rPr>
           <w:bCs/>
-          <w:lang w:val="es-ES"/>
-        </w:rPr>
-      </w:pPr>
-      <w:bookmarkStart w:id="6" w:name="_Toc234241003"/>
-      <w:r>
-        <w:rPr>
+          <w:highlight w:val="yellow"/>
+          <w:lang w:val="es-ES"/>
+        </w:rPr>
+      </w:pPr>
+      <w:bookmarkStart w:id="6" w:name="_Toc234314912"/>
+      <w:r>
+        <w:rPr>
+          <w:highlight w:val="yellow"/>
           <w:lang w:val="es-ES"/>
         </w:rPr>
         <w:lastRenderedPageBreak/>
-        <w:t>Ejercicio</w:t>
-      </w:r>
-      <w:r>
-        <w:rPr>
-          <w:lang w:val="es-ES"/>
-        </w:rPr>
-        <w:t xml:space="preserve"> </w:t>
-      </w:r>
-      <w:r>
-        <w:rPr>
-          <w:bCs/>
+        <w:t xml:space="preserve">Ejercicio </w:t>
+      </w:r>
+      <w:r>
+        <w:rPr>
+          <w:bCs/>
+          <w:highlight w:val="yellow"/>
           <w:lang w:val="es-ES"/>
         </w:rPr>
         <w:t>0</w:t>
@@ -9068,32 +9027,34 @@
       <w:r>
         <w:rPr>
           <w:bCs/>
+          <w:highlight w:val="yellow"/>
         </w:rPr>
         <w:t xml:space="preserve">2: </w:t>
       </w:r>
+      <w:bookmarkEnd w:id="6"/>
+      <w:r>
+        <w:rPr>
+          <w:bCs/>
+          <w:highlight w:val="yellow"/>
+        </w:rPr>
+        <w:t xml:space="preserve">El </w:t>
+      </w:r>
       <w:proofErr w:type="spellStart"/>
       <w:r>
         <w:rPr>
           <w:bCs/>
-        </w:rPr>
-        <w:t>Declaración</w:t>
+          <w:highlight w:val="yellow"/>
+        </w:rPr>
+        <w:t>Contexto</w:t>
       </w:r>
       <w:proofErr w:type="spellEnd"/>
       <w:r>
         <w:rPr>
           <w:bCs/>
-        </w:rPr>
-        <w:t xml:space="preserve"> vs </w:t>
-      </w:r>
-      <w:proofErr w:type="spellStart"/>
-      <w:r>
-        <w:rPr>
-          <w:bCs/>
-        </w:rPr>
-        <w:t>Expresión</w:t>
-      </w:r>
-      <w:bookmarkEnd w:id="6"/>
-      <w:proofErr w:type="spellEnd"/>
+          <w:highlight w:val="yellow"/>
+        </w:rPr>
+        <w:t xml:space="preserve"> Perdido</w:t>
+      </w:r>
     </w:p>
     <w:p>
       <w:pPr>
@@ -9137,9 +9098,6 @@
           <w:ilvl w:val="0"/>
           <w:numId w:val="4"/>
         </w:numPr>
-        <w:rPr>
-          <w:lang w:val="es-ES"/>
-        </w:rPr>
       </w:pPr>
       <w:proofErr w:type="spellStart"/>
       <w:r>
@@ -9154,7 +9112,10 @@
         <w:t xml:space="preserve">: </w:t>
       </w:r>
       <w:r>
-        <w:t>tk_function_types.js</w:t>
+        <w:t>tk_this_checker</w:t>
+      </w:r>
+      <w:r>
+        <w:t>.js</w:t>
       </w:r>
     </w:p>
     <w:p>
@@ -9192,7 +9153,27 @@
         <w:rPr>
           <w:lang w:val="es-ES"/>
         </w:rPr>
-        <w:t>, try/catch</w:t>
+        <w:t xml:space="preserve">, </w:t>
+      </w:r>
+      <w:proofErr w:type="spellStart"/>
+      <w:r>
+        <w:rPr>
+          <w:lang w:val="es-ES"/>
+        </w:rPr>
+        <w:t>t</w:t>
+      </w:r>
+      <w:r>
+        <w:rPr>
+          <w:lang w:val="es-ES"/>
+        </w:rPr>
+        <w:t>his</w:t>
+      </w:r>
+      <w:proofErr w:type="spellEnd"/>
+      <w:r>
+        <w:rPr>
+          <w:lang w:val="es-ES"/>
+        </w:rPr>
+        <w:t>.</w:t>
       </w:r>
     </w:p>
     <w:p>
@@ -9229,8 +9210,58 @@
         <w:rPr>
           <w:lang w:val="es-ES"/>
         </w:rPr>
-        <w:t>Entender que las funciones pueden tratarse como valores asignables a variables.</w:t>
-      </w:r>
+        <w:t xml:space="preserve">Entender que </w:t>
+      </w:r>
+      <w:proofErr w:type="spellStart"/>
+      <w:r>
+        <w:rPr>
+          <w:lang w:val="es-ES"/>
+        </w:rPr>
+        <w:t>this</w:t>
+      </w:r>
+      <w:proofErr w:type="spellEnd"/>
+      <w:r>
+        <w:rPr>
+          <w:lang w:val="es-ES"/>
+        </w:rPr>
+        <w:t xml:space="preserve"> no siempre apunta a lo que esperas y cómo </w:t>
+      </w:r>
+      <w:proofErr w:type="spellStart"/>
+      <w:r>
+        <w:rPr>
+          <w:lang w:val="es-ES"/>
+        </w:rPr>
+        <w:t>arrow</w:t>
+      </w:r>
+      <w:proofErr w:type="spellEnd"/>
+      <w:r>
+        <w:rPr>
+          <w:lang w:val="es-ES"/>
+        </w:rPr>
+        <w:t xml:space="preserve"> </w:t>
+      </w:r>
+      <w:proofErr w:type="spellStart"/>
+      <w:r>
+        <w:rPr>
+          <w:lang w:val="es-ES"/>
+        </w:rPr>
+        <w:t>functions</w:t>
+      </w:r>
+      <w:proofErr w:type="spellEnd"/>
+      <w:r>
+        <w:rPr>
+          <w:lang w:val="es-ES"/>
+        </w:rPr>
+        <w:t xml:space="preserve"> y funciones tradicionales lo gestionan diferente.</w:t>
+      </w:r>
+    </w:p>
+    <w:p>
+      <w:pPr>
+        <w:pStyle w:val="Sinespaciado"/>
+        <w:rPr>
+          <w:lang w:val="es-ES"/>
+        </w:rPr>
+      </w:pPr>
     </w:p>
     <w:p>
       <w:pPr>
@@ -9246,12 +9277,6 @@
           <w:lang w:val="es-ES"/>
         </w:rPr>
         <w:t xml:space="preserve">Misión: </w:t>
-      </w:r>
-      <w:r>
-        <w:rPr>
-          <w:lang w:val="es-ES"/>
-        </w:rPr>
-        <w:t>Define la misma lógica (sumar dos números) de dos formas:</w:t>
       </w:r>
     </w:p>
     <w:p>
@@ -9259,22 +9284,45 @@
         <w:pStyle w:val="Sinespaciado"/>
         <w:numPr>
           <w:ilvl w:val="0"/>
-          <w:numId w:val="13"/>
+          <w:numId w:val="37"/>
         </w:numPr>
-      </w:pPr>
-      <w:r>
-        <w:t>Como function declaration</w:t>
-      </w:r>
-      <w:r>
-        <w:t xml:space="preserve"> </w:t>
+        <w:rPr>
+          <w:lang w:val="es-ES"/>
+        </w:rPr>
+      </w:pPr>
+      <w:r>
+        <w:rPr>
+          <w:lang w:val="es-ES"/>
+        </w:rPr>
+        <w:t xml:space="preserve">Crea un objeto </w:t>
       </w:r>
       <w:proofErr w:type="spellStart"/>
       <w:r>
-        <w:t>sumar</w:t>
+        <w:rPr>
+          <w:lang w:val="es-ES"/>
+        </w:rPr>
+        <w:t>garden</w:t>
       </w:r>
       <w:proofErr w:type="spellEnd"/>
       <w:r>
-        <w:t>.</w:t>
+        <w:rPr>
+          <w:lang w:val="es-ES"/>
+        </w:rPr>
+        <w:t xml:space="preserve"> con </w:t>
+      </w:r>
+      <w:proofErr w:type="spellStart"/>
+      <w:r>
+        <w:rPr>
+          <w:lang w:val="es-ES"/>
+        </w:rPr>
+        <w:t>plants</w:t>
+      </w:r>
+      <w:proofErr w:type="spellEnd"/>
+      <w:r>
+        <w:rPr>
+          <w:lang w:val="es-ES"/>
+        </w:rPr>
+        <w:t xml:space="preserve">: 10 </w:t>
       </w:r>
     </w:p>
     <w:p>
@@ -9282,7 +9330,7 @@
         <w:pStyle w:val="Sinespaciado"/>
         <w:numPr>
           <w:ilvl w:val="0"/>
-          <w:numId w:val="13"/>
+          <w:numId w:val="37"/>
         </w:numPr>
         <w:rPr>
           <w:lang w:val="es-ES"/>
@@ -9292,9 +9340,57 @@
         <w:rPr>
           <w:lang w:val="es-ES"/>
         </w:rPr>
-        <w:t xml:space="preserve">Como </w:t>
+        <w:t xml:space="preserve">Añade un método tradicional que imprima </w:t>
       </w:r>
       <w:proofErr w:type="spellStart"/>
+      <w:proofErr w:type="gramStart"/>
+      <w:r>
+        <w:rPr>
+          <w:lang w:val="es-ES"/>
+        </w:rPr>
+        <w:t>this.plants</w:t>
+      </w:r>
+      <w:proofErr w:type="spellEnd"/>
+      <w:proofErr w:type="gramEnd"/>
+      <w:r>
+        <w:rPr>
+          <w:lang w:val="es-ES"/>
+        </w:rPr>
+        <w:t xml:space="preserve"> </w:t>
+      </w:r>
+    </w:p>
+    <w:p>
+      <w:pPr>
+        <w:pStyle w:val="Sinespaciado"/>
+        <w:numPr>
+          <w:ilvl w:val="0"/>
+          <w:numId w:val="37"/>
+        </w:numPr>
+        <w:rPr>
+          <w:lang w:val="es-ES"/>
+        </w:rPr>
+      </w:pPr>
+      <w:r>
+        <w:rPr>
+          <w:lang w:val="es-ES"/>
+        </w:rPr>
+        <w:t xml:space="preserve">Añade una </w:t>
+      </w:r>
+      <w:proofErr w:type="spellStart"/>
+      <w:r>
+        <w:rPr>
+          <w:lang w:val="es-ES"/>
+        </w:rPr>
+        <w:t>arrow</w:t>
+      </w:r>
+      <w:proofErr w:type="spellEnd"/>
+      <w:r>
+        <w:rPr>
+          <w:lang w:val="es-ES"/>
+        </w:rPr>
+        <w:t xml:space="preserve"> </w:t>
+      </w:r>
+      <w:proofErr w:type="spellStart"/>
       <w:r>
         <w:rPr>
           <w:lang w:val="es-ES"/>
@@ -9306,87 +9402,41 @@
         <w:rPr>
           <w:lang w:val="es-ES"/>
         </w:rPr>
+        <w:t xml:space="preserve"> que intente imprimir </w:t>
+      </w:r>
+      <w:proofErr w:type="spellStart"/>
+      <w:proofErr w:type="gramStart"/>
+      <w:r>
+        <w:rPr>
+          <w:lang w:val="es-ES"/>
+        </w:rPr>
+        <w:t>this.plants</w:t>
+      </w:r>
+      <w:proofErr w:type="spellEnd"/>
+      <w:proofErr w:type="gramEnd"/>
+      <w:r>
+        <w:rPr>
+          <w:lang w:val="es-ES"/>
+        </w:rPr>
         <w:t xml:space="preserve"> </w:t>
       </w:r>
-      <w:proofErr w:type="spellStart"/>
-      <w:r>
-        <w:rPr>
-          <w:lang w:val="es-ES"/>
-        </w:rPr>
-        <w:t>expression</w:t>
-      </w:r>
-      <w:proofErr w:type="spellEnd"/>
-      <w:r>
-        <w:rPr>
-          <w:lang w:val="es-ES"/>
-        </w:rPr>
-        <w:t xml:space="preserve"> asignada a un </w:t>
-      </w:r>
-      <w:proofErr w:type="spellStart"/>
-      <w:r>
-        <w:rPr>
-          <w:lang w:val="es-ES"/>
-        </w:rPr>
-        <w:t>const</w:t>
-      </w:r>
-      <w:proofErr w:type="spellEnd"/>
-      <w:r>
-        <w:rPr>
-          <w:lang w:val="es-ES"/>
-        </w:rPr>
-        <w:t xml:space="preserve"> sum.</w:t>
-      </w:r>
-    </w:p>
-    <w:p>
-      <w:pPr>
-        <w:pStyle w:val="Sinespaciado"/>
-        <w:rPr>
-          <w:i/>
-          <w:iCs/>
-          <w:lang w:val="es-ES"/>
-        </w:rPr>
-      </w:pPr>
-    </w:p>
-    <w:p>
-      <w:pPr>
-        <w:pStyle w:val="Sinespaciado"/>
-        <w:rPr>
-          <w:lang w:val="es-ES"/>
-        </w:rPr>
-      </w:pPr>
-      <w:r>
-        <w:rPr>
-          <w:lang w:val="es-ES"/>
-        </w:rPr>
-        <w:t xml:space="preserve">Demuestra cuál sufre </w:t>
-      </w:r>
-      <w:proofErr w:type="spellStart"/>
-      <w:r>
-        <w:rPr>
-          <w:lang w:val="es-ES"/>
-        </w:rPr>
-        <w:t>hoisting</w:t>
-      </w:r>
-      <w:proofErr w:type="spellEnd"/>
-      <w:r>
-        <w:rPr>
-          <w:lang w:val="es-ES"/>
-        </w:rPr>
-        <w:t xml:space="preserve"> y cuál no. Documenta con </w:t>
-      </w:r>
-      <w:proofErr w:type="spellStart"/>
-      <w:r>
-        <w:rPr>
-          <w:lang w:val="es-ES"/>
-        </w:rPr>
-        <w:t>JSDoc</w:t>
-      </w:r>
-      <w:proofErr w:type="spellEnd"/>
-      <w:r>
-        <w:rPr>
-          <w:lang w:val="es-ES"/>
-        </w:rPr>
-        <w:t xml:space="preserve"> por qué ocurre.</w:t>
+    </w:p>
+    <w:p>
+      <w:pPr>
+        <w:pStyle w:val="Sinespaciado"/>
+        <w:numPr>
+          <w:ilvl w:val="0"/>
+          <w:numId w:val="37"/>
+        </w:numPr>
+        <w:rPr>
+          <w:lang w:val="es-ES"/>
+        </w:rPr>
+      </w:pPr>
+      <w:r>
+        <w:rPr>
+          <w:lang w:val="es-ES"/>
+        </w:rPr>
+        <w:t>Demuestra la diferencia</w:t>
       </w:r>
     </w:p>
     <w:p>
@@ -9432,7 +9482,7 @@
         <mc:AlternateContent>
           <mc:Choice Requires="wps">
             <w:drawing>
-              <wp:anchor distT="0" distB="0" distL="114300" distR="114300" simplePos="0" relativeHeight="251665408" behindDoc="0" locked="0" layoutInCell="1" allowOverlap="1" wp14:anchorId="7EAB9951" wp14:editId="7C326C8C">
+              <wp:anchor distT="0" distB="0" distL="114300" distR="114300" simplePos="0" relativeHeight="251665408" behindDoc="0" locked="0" layoutInCell="1" allowOverlap="1" wp14:anchorId="7EAB9951" wp14:editId="7B899AE3">
                 <wp:simplePos x="0" y="0"/>
                 <wp:positionH relativeFrom="margin">
                   <wp:align>left</wp:align>
@@ -9440,8 +9490,8 @@
                 <wp:positionV relativeFrom="paragraph">
                   <wp:posOffset>111125</wp:posOffset>
                 </wp:positionV>
-                <wp:extent cx="6124575" cy="1219200"/>
-                <wp:effectExtent l="0" t="0" r="28575" b="19050"/>
+                <wp:extent cx="6124575" cy="1339702"/>
+                <wp:effectExtent l="0" t="0" r="28575" b="13335"/>
                 <wp:wrapNone/>
                 <wp:docPr id="1079973816" name="Rectángulo 2"/>
                 <wp:cNvGraphicFramePr/>
@@ -9452,7 +9502,7 @@
                       <wps:spPr>
                         <a:xfrm>
                           <a:off x="0" y="0"/>
-                          <a:ext cx="6124575" cy="1219200"/>
+                          <a:ext cx="6124575" cy="1339702"/>
                         </a:xfrm>
                         <a:prstGeom prst="rect">
                           <a:avLst/>
@@ -9497,7 +9547,7 @@
                                 <w:rFonts w:ascii="Cascadia Mono SemiBold" w:hAnsi="Cascadia Mono SemiBold" w:cs="Cascadia Mono SemiBold"/>
                                 <w:lang w:val="es-ES"/>
                               </w:rPr>
-                              <w:t xml:space="preserve">Declaración antes de definirla: 15 </w:t>
+                              <w:t>=== Método tradicional ===</w:t>
                             </w:r>
                           </w:p>
                           <w:p>
@@ -9513,7 +9563,32 @@
                                 <w:rFonts w:ascii="Cascadia Mono SemiBold" w:hAnsi="Cascadia Mono SemiBold" w:cs="Cascadia Mono SemiBold"/>
                                 <w:lang w:val="es-ES"/>
                               </w:rPr>
-                              <w:t xml:space="preserve">Expresión antes de definirla: </w:t>
+                              <w:t>Plantas: 10</w:t>
+                            </w:r>
+                          </w:p>
+                          <w:p>
+                            <w:pPr>
+                              <w:pStyle w:val="Sinespaciado"/>
+                              <w:rPr>
+                                <w:rFonts w:ascii="Cascadia Mono SemiBold" w:hAnsi="Cascadia Mono SemiBold" w:cs="Cascadia Mono SemiBold"/>
+                                <w:lang w:val="es-ES"/>
+                              </w:rPr>
+                            </w:pPr>
+                          </w:p>
+                          <w:p>
+                            <w:pPr>
+                              <w:pStyle w:val="Sinespaciado"/>
+                              <w:rPr>
+                                <w:rFonts w:ascii="Cascadia Mono SemiBold" w:hAnsi="Cascadia Mono SemiBold" w:cs="Cascadia Mono SemiBold"/>
+                                <w:lang w:val="es-ES"/>
+                              </w:rPr>
+                            </w:pPr>
+                            <w:r>
+                              <w:rPr>
+                                <w:rFonts w:ascii="Cascadia Mono SemiBold" w:hAnsi="Cascadia Mono SemiBold" w:cs="Cascadia Mono SemiBold"/>
+                                <w:lang w:val="es-ES"/>
+                              </w:rPr>
+                              <w:t xml:space="preserve">=== Arrow </w:t>
                             </w:r>
                             <w:proofErr w:type="spellStart"/>
                             <w:r>
@@ -9521,7 +9596,7 @@
                                 <w:rFonts w:ascii="Cascadia Mono SemiBold" w:hAnsi="Cascadia Mono SemiBold" w:cs="Cascadia Mono SemiBold"/>
                                 <w:lang w:val="es-ES"/>
                               </w:rPr>
-                              <w:t>ReferenceError</w:t>
+                              <w:t>function</w:t>
                             </w:r>
                             <w:proofErr w:type="spellEnd"/>
                             <w:r>
@@ -9529,7 +9604,23 @@
                                 <w:rFonts w:ascii="Cascadia Mono SemiBold" w:hAnsi="Cascadia Mono SemiBold" w:cs="Cascadia Mono SemiBold"/>
                                 <w:lang w:val="es-ES"/>
                               </w:rPr>
-                              <w:t xml:space="preserve"> - </w:t>
+                              <w:t xml:space="preserve"> ===</w:t>
+                            </w:r>
+                          </w:p>
+                          <w:p>
+                            <w:pPr>
+                              <w:pStyle w:val="Sinespaciado"/>
+                              <w:rPr>
+                                <w:rFonts w:ascii="Cascadia Mono SemiBold" w:hAnsi="Cascadia Mono SemiBold" w:cs="Cascadia Mono SemiBold"/>
+                                <w:lang w:val="es-ES"/>
+                              </w:rPr>
+                            </w:pPr>
+                            <w:r>
+                              <w:rPr>
+                                <w:rFonts w:ascii="Cascadia Mono SemiBold" w:hAnsi="Cascadia Mono SemiBold" w:cs="Cascadia Mono SemiBold"/>
+                                <w:lang w:val="es-ES"/>
+                              </w:rPr>
+                              <w:t xml:space="preserve">Plantas: </w:t>
                             </w:r>
                             <w:proofErr w:type="spellStart"/>
                             <w:r>
@@ -9537,55 +9628,7 @@
                                 <w:rFonts w:ascii="Cascadia Mono SemiBold" w:hAnsi="Cascadia Mono SemiBold" w:cs="Cascadia Mono SemiBold"/>
                                 <w:lang w:val="es-ES"/>
                               </w:rPr>
-                              <w:t>Cannot</w:t>
-                            </w:r>
-                            <w:proofErr w:type="spellEnd"/>
-                            <w:r>
-                              <w:rPr>
-                                <w:rFonts w:ascii="Cascadia Mono SemiBold" w:hAnsi="Cascadia Mono SemiBold" w:cs="Cascadia Mono SemiBold"/>
-                                <w:lang w:val="es-ES"/>
-                              </w:rPr>
-                              <w:t xml:space="preserve"> </w:t>
-                            </w:r>
-                            <w:proofErr w:type="spellStart"/>
-                            <w:r>
-                              <w:rPr>
-                                <w:rFonts w:ascii="Cascadia Mono SemiBold" w:hAnsi="Cascadia Mono SemiBold" w:cs="Cascadia Mono SemiBold"/>
-                                <w:lang w:val="es-ES"/>
-                              </w:rPr>
-                              <w:t>access</w:t>
-                            </w:r>
-                            <w:proofErr w:type="spellEnd"/>
-                            <w:r>
-                              <w:rPr>
-                                <w:rFonts w:ascii="Cascadia Mono SemiBold" w:hAnsi="Cascadia Mono SemiBold" w:cs="Cascadia Mono SemiBold"/>
-                                <w:lang w:val="es-ES"/>
-                              </w:rPr>
-                              <w:t xml:space="preserve"> 'sum' </w:t>
-                            </w:r>
-                            <w:proofErr w:type="spellStart"/>
-                            <w:r>
-                              <w:rPr>
-                                <w:rFonts w:ascii="Cascadia Mono SemiBold" w:hAnsi="Cascadia Mono SemiBold" w:cs="Cascadia Mono SemiBold"/>
-                                <w:lang w:val="es-ES"/>
-                              </w:rPr>
-                              <w:t>before</w:t>
-                            </w:r>
-                            <w:proofErr w:type="spellEnd"/>
-                            <w:r>
-                              <w:rPr>
-                                <w:rFonts w:ascii="Cascadia Mono SemiBold" w:hAnsi="Cascadia Mono SemiBold" w:cs="Cascadia Mono SemiBold"/>
-                                <w:lang w:val="es-ES"/>
-                              </w:rPr>
-                              <w:t xml:space="preserve"> </w:t>
-                            </w:r>
-                            <w:proofErr w:type="spellStart"/>
-                            <w:r>
-                              <w:rPr>
-                                <w:rFonts w:ascii="Cascadia Mono SemiBold" w:hAnsi="Cascadia Mono SemiBold" w:cs="Cascadia Mono SemiBold"/>
-                                <w:lang w:val="es-ES"/>
-                              </w:rPr>
-                              <w:t>initialization</w:t>
+                              <w:t>undefined</w:t>
                             </w:r>
                             <w:proofErr w:type="spellEnd"/>
                           </w:p>
@@ -9597,38 +9640,54 @@
                                 <w:lang w:val="es-ES"/>
                               </w:rPr>
                             </w:pPr>
-                          </w:p>
-                          <w:p>
-                            <w:pPr>
-                              <w:pStyle w:val="Sinespaciado"/>
+                            <w:r>
                               <w:rPr>
                                 <w:rFonts w:ascii="Cascadia Mono SemiBold" w:hAnsi="Cascadia Mono SemiBold" w:cs="Cascadia Mono SemiBold"/>
                                 <w:lang w:val="es-ES"/>
                               </w:rPr>
-                            </w:pPr>
+                              <w:t xml:space="preserve">Razón: las </w:t>
+                            </w:r>
+                            <w:proofErr w:type="spellStart"/>
                             <w:r>
                               <w:rPr>
                                 <w:rFonts w:ascii="Cascadia Mono SemiBold" w:hAnsi="Cascadia Mono SemiBold" w:cs="Cascadia Mono SemiBold"/>
                                 <w:lang w:val="es-ES"/>
                               </w:rPr>
-                              <w:t>Declaración después: 15</w:t>
-                            </w:r>
-                          </w:p>
-                          <w:p>
-                            <w:pPr>
-                              <w:pStyle w:val="Sinespaciado"/>
+                              <w:t>arrow</w:t>
+                            </w:r>
+                            <w:proofErr w:type="spellEnd"/>
+                            <w:r>
                               <w:rPr>
                                 <w:rFonts w:ascii="Cascadia Mono SemiBold" w:hAnsi="Cascadia Mono SemiBold" w:cs="Cascadia Mono SemiBold"/>
                                 <w:lang w:val="es-ES"/>
                               </w:rPr>
-                            </w:pPr>
+                              <w:t xml:space="preserve"> </w:t>
+                            </w:r>
+                            <w:proofErr w:type="spellStart"/>
                             <w:r>
                               <w:rPr>
                                 <w:rFonts w:ascii="Cascadia Mono SemiBold" w:hAnsi="Cascadia Mono SemiBold" w:cs="Cascadia Mono SemiBold"/>
                                 <w:lang w:val="es-ES"/>
                               </w:rPr>
-                              <w:t>Expresión después: 15</w:t>
-                            </w:r>
+                              <w:t>functions</w:t>
+                            </w:r>
+                            <w:proofErr w:type="spellEnd"/>
+                            <w:r>
+                              <w:rPr>
+                                <w:rFonts w:ascii="Cascadia Mono SemiBold" w:hAnsi="Cascadia Mono SemiBold" w:cs="Cascadia Mono SemiBold"/>
+                                <w:lang w:val="es-ES"/>
+                              </w:rPr>
+                              <w:t xml:space="preserve"> no tienen su propio </w:t>
+                            </w:r>
+                            <w:proofErr w:type="spellStart"/>
+                            <w:r>
+                              <w:rPr>
+                                <w:rFonts w:ascii="Cascadia Mono SemiBold" w:hAnsi="Cascadia Mono SemiBold" w:cs="Cascadia Mono SemiBold"/>
+                                <w:lang w:val="es-ES"/>
+                              </w:rPr>
+                              <w:t>this</w:t>
+                            </w:r>
+                            <w:proofErr w:type="spellEnd"/>
                           </w:p>
                         </w:txbxContent>
                       </wps:txbx>
@@ -9652,7 +9711,7 @@
           </mc:Choice>
           <mc:Fallback>
             <w:pict>
-              <v:rect w14:anchorId="7EAB9951" id="_x0000_s1029" style="position:absolute;margin-left:0;margin-top:8.75pt;width:482.25pt;height:96pt;z-index:251665408;visibility:visible;mso-wrap-style:square;mso-width-percent:0;mso-height-percent:0;mso-wrap-distance-left:9pt;mso-wrap-distance-top:0;mso-wrap-distance-right:9pt;mso-wrap-distance-bottom:0;mso-position-horizontal:left;mso-position-horizontal-relative:margin;mso-position-vertical:absolute;mso-position-vertical-relative:text;mso-width-percent:0;mso-height-percent:0;mso-width-relative:margin;mso-height-relative:margin;v-text-anchor:middle" o:gfxdata="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" fillcolor="black [3213]" strokecolor="black [3213]" strokeweight="1pt">
+              <v:rect w14:anchorId="7EAB9951" id="_x0000_s1029" style="position:absolute;margin-left:0;margin-top:8.75pt;width:482.25pt;height:105.5pt;z-index:251665408;visibility:visible;mso-wrap-style:square;mso-width-percent:0;mso-height-percent:0;mso-wrap-distance-left:9pt;mso-wrap-distance-top:0;mso-wrap-distance-right:9pt;mso-wrap-distance-bottom:0;mso-position-horizontal:left;mso-position-horizontal-relative:margin;mso-position-vertical:absolute;mso-position-vertical-relative:text;mso-width-percent:0;mso-height-percent:0;mso-width-relative:margin;mso-height-relative:margin;v-text-anchor:middle" o:gfxdata="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" fillcolor="black [3213]" strokecolor="black [3213]" strokeweight="1pt">
                 <v:textbox>
                   <w:txbxContent>
                     <w:p>
@@ -9668,7 +9727,7 @@
                           <w:rFonts w:ascii="Cascadia Mono SemiBold" w:hAnsi="Cascadia Mono SemiBold" w:cs="Cascadia Mono SemiBold"/>
                           <w:lang w:val="es-ES"/>
                         </w:rPr>
-                        <w:t xml:space="preserve">Declaración antes de definirla: 15 </w:t>
+                        <w:t>=== Método tradicional ===</w:t>
                       </w:r>
                     </w:p>
                     <w:p>
@@ -9684,7 +9743,32 @@
                           <w:rFonts w:ascii="Cascadia Mono SemiBold" w:hAnsi="Cascadia Mono SemiBold" w:cs="Cascadia Mono SemiBold"/>
                           <w:lang w:val="es-ES"/>
                         </w:rPr>
-                        <w:t xml:space="preserve">Expresión antes de definirla: </w:t>
+                        <w:t>Plantas: 10</w:t>
+                      </w:r>
+                    </w:p>
+                    <w:p>
+                      <w:pPr>
+                        <w:pStyle w:val="Sinespaciado"/>
+                        <w:rPr>
+                          <w:rFonts w:ascii="Cascadia Mono SemiBold" w:hAnsi="Cascadia Mono SemiBold" w:cs="Cascadia Mono SemiBold"/>
+                          <w:lang w:val="es-ES"/>
+                        </w:rPr>
+                      </w:pPr>
+                    </w:p>
+                    <w:p>
+                      <w:pPr>
+                        <w:pStyle w:val="Sinespaciado"/>
+                        <w:rPr>
+                          <w:rFonts w:ascii="Cascadia Mono SemiBold" w:hAnsi="Cascadia Mono SemiBold" w:cs="Cascadia Mono SemiBold"/>
+                          <w:lang w:val="es-ES"/>
+                        </w:rPr>
+                      </w:pPr>
+                      <w:r>
+                        <w:rPr>
+                          <w:rFonts w:ascii="Cascadia Mono SemiBold" w:hAnsi="Cascadia Mono SemiBold" w:cs="Cascadia Mono SemiBold"/>
+                          <w:lang w:val="es-ES"/>
+                        </w:rPr>
+                        <w:t xml:space="preserve">=== Arrow </w:t>
                       </w:r>
                       <w:proofErr w:type="spellStart"/>
                       <w:r>
@@ -9692,7 +9776,7 @@
                           <w:rFonts w:ascii="Cascadia Mono SemiBold" w:hAnsi="Cascadia Mono SemiBold" w:cs="Cascadia Mono SemiBold"/>
                           <w:lang w:val="es-ES"/>
                         </w:rPr>
-                        <w:t>ReferenceError</w:t>
+                        <w:t>function</w:t>
                       </w:r>
                       <w:proofErr w:type="spellEnd"/>
                       <w:r>
@@ -9700,7 +9784,23 @@
                           <w:rFonts w:ascii="Cascadia Mono SemiBold" w:hAnsi="Cascadia Mono SemiBold" w:cs="Cascadia Mono SemiBold"/>
                           <w:lang w:val="es-ES"/>
                         </w:rPr>
-                        <w:t xml:space="preserve"> - </w:t>
+                        <w:t xml:space="preserve"> ===</w:t>
+                      </w:r>
+                    </w:p>
+                    <w:p>
+                      <w:pPr>
+                        <w:pStyle w:val="Sinespaciado"/>
+                        <w:rPr>
+                          <w:rFonts w:ascii="Cascadia Mono SemiBold" w:hAnsi="Cascadia Mono SemiBold" w:cs="Cascadia Mono SemiBold"/>
+                          <w:lang w:val="es-ES"/>
+                        </w:rPr>
+                      </w:pPr>
+                      <w:r>
+                        <w:rPr>
+                          <w:rFonts w:ascii="Cascadia Mono SemiBold" w:hAnsi="Cascadia Mono SemiBold" w:cs="Cascadia Mono SemiBold"/>
+                          <w:lang w:val="es-ES"/>
+                        </w:rPr>
+                        <w:t xml:space="preserve">Plantas: </w:t>
                       </w:r>
                       <w:proofErr w:type="spellStart"/>
                       <w:r>
@@ -9708,55 +9808,7 @@
                           <w:rFonts w:ascii="Cascadia Mono SemiBold" w:hAnsi="Cascadia Mono SemiBold" w:cs="Cascadia Mono SemiBold"/>
                           <w:lang w:val="es-ES"/>
                         </w:rPr>
-                        <w:t>Cannot</w:t>
-                      </w:r>
-                      <w:proofErr w:type="spellEnd"/>
-                      <w:r>
-                        <w:rPr>
-                          <w:rFonts w:ascii="Cascadia Mono SemiBold" w:hAnsi="Cascadia Mono SemiBold" w:cs="Cascadia Mono SemiBold"/>
-                          <w:lang w:val="es-ES"/>
-                        </w:rPr>
-                        <w:t xml:space="preserve"> </w:t>
-                      </w:r>
-                      <w:proofErr w:type="spellStart"/>
-                      <w:r>
-                        <w:rPr>
-                          <w:rFonts w:ascii="Cascadia Mono SemiBold" w:hAnsi="Cascadia Mono SemiBold" w:cs="Cascadia Mono SemiBold"/>
-                          <w:lang w:val="es-ES"/>
-                        </w:rPr>
-                        <w:t>access</w:t>
-                      </w:r>
-                      <w:proofErr w:type="spellEnd"/>
-                      <w:r>
-                        <w:rPr>
-                          <w:rFonts w:ascii="Cascadia Mono SemiBold" w:hAnsi="Cascadia Mono SemiBold" w:cs="Cascadia Mono SemiBold"/>
-                          <w:lang w:val="es-ES"/>
-                        </w:rPr>
-                        <w:t xml:space="preserve"> 'sum' </w:t>
-                      </w:r>
-                      <w:proofErr w:type="spellStart"/>
-                      <w:r>
-                        <w:rPr>
-                          <w:rFonts w:ascii="Cascadia Mono SemiBold" w:hAnsi="Cascadia Mono SemiBold" w:cs="Cascadia Mono SemiBold"/>
-                          <w:lang w:val="es-ES"/>
-                        </w:rPr>
-                        <w:t>before</w:t>
-                      </w:r>
-                      <w:proofErr w:type="spellEnd"/>
-                      <w:r>
-                        <w:rPr>
-                          <w:rFonts w:ascii="Cascadia Mono SemiBold" w:hAnsi="Cascadia Mono SemiBold" w:cs="Cascadia Mono SemiBold"/>
-                          <w:lang w:val="es-ES"/>
-                        </w:rPr>
-                        <w:t xml:space="preserve"> </w:t>
-                      </w:r>
-                      <w:proofErr w:type="spellStart"/>
-                      <w:r>
-                        <w:rPr>
-                          <w:rFonts w:ascii="Cascadia Mono SemiBold" w:hAnsi="Cascadia Mono SemiBold" w:cs="Cascadia Mono SemiBold"/>
-                          <w:lang w:val="es-ES"/>
-                        </w:rPr>
-                        <w:t>initialization</w:t>
+                        <w:t>undefined</w:t>
                       </w:r>
                       <w:proofErr w:type="spellEnd"/>
                     </w:p>
@@ -9768,38 +9820,54 @@
                           <w:lang w:val="es-ES"/>
                         </w:rPr>
                       </w:pPr>
-                    </w:p>
-                    <w:p>
-                      <w:pPr>
-                        <w:pStyle w:val="Sinespaciado"/>
+                      <w:r>
                         <w:rPr>
                           <w:rFonts w:ascii="Cascadia Mono SemiBold" w:hAnsi="Cascadia Mono SemiBold" w:cs="Cascadia Mono SemiBold"/>
                           <w:lang w:val="es-ES"/>
                         </w:rPr>
-                      </w:pPr>
+                        <w:t xml:space="preserve">Razón: las </w:t>
+                      </w:r>
+                      <w:proofErr w:type="spellStart"/>
                       <w:r>
                         <w:rPr>
                           <w:rFonts w:ascii="Cascadia Mono SemiBold" w:hAnsi="Cascadia Mono SemiBold" w:cs="Cascadia Mono SemiBold"/>
                           <w:lang w:val="es-ES"/>
                         </w:rPr>
-                        <w:t>Declaración después: 15</w:t>
-                      </w:r>
-                    </w:p>
-                    <w:p>
-                      <w:pPr>
-                        <w:pStyle w:val="Sinespaciado"/>
+                        <w:t>arrow</w:t>
+                      </w:r>
+                      <w:proofErr w:type="spellEnd"/>
+                      <w:r>
                         <w:rPr>
                           <w:rFonts w:ascii="Cascadia Mono SemiBold" w:hAnsi="Cascadia Mono SemiBold" w:cs="Cascadia Mono SemiBold"/>
                           <w:lang w:val="es-ES"/>
                         </w:rPr>
-                      </w:pPr>
+                        <w:t xml:space="preserve"> </w:t>
+                      </w:r>
+                      <w:proofErr w:type="spellStart"/>
                       <w:r>
                         <w:rPr>
                           <w:rFonts w:ascii="Cascadia Mono SemiBold" w:hAnsi="Cascadia Mono SemiBold" w:cs="Cascadia Mono SemiBold"/>
                           <w:lang w:val="es-ES"/>
                         </w:rPr>
-                        <w:t>Expresión después: 15</w:t>
-                      </w:r>
+                        <w:t>functions</w:t>
+                      </w:r>
+                      <w:proofErr w:type="spellEnd"/>
+                      <w:r>
+                        <w:rPr>
+                          <w:rFonts w:ascii="Cascadia Mono SemiBold" w:hAnsi="Cascadia Mono SemiBold" w:cs="Cascadia Mono SemiBold"/>
+                          <w:lang w:val="es-ES"/>
+                        </w:rPr>
+                        <w:t xml:space="preserve"> no tienen su propio </w:t>
+                      </w:r>
+                      <w:proofErr w:type="spellStart"/>
+                      <w:r>
+                        <w:rPr>
+                          <w:rFonts w:ascii="Cascadia Mono SemiBold" w:hAnsi="Cascadia Mono SemiBold" w:cs="Cascadia Mono SemiBold"/>
+                          <w:lang w:val="es-ES"/>
+                        </w:rPr>
+                        <w:t>this</w:t>
+                      </w:r>
+                      <w:proofErr w:type="spellEnd"/>
                     </w:p>
                   </w:txbxContent>
                 </v:textbox>
@@ -9882,7 +9950,7 @@
           <w:lang w:val="es-ES"/>
         </w:rPr>
       </w:pPr>
-      <w:bookmarkStart w:id="7" w:name="_Toc234241004"/>
+      <w:bookmarkStart w:id="7" w:name="_Toc234314913"/>
       <w:r>
         <w:rPr>
           <w:lang w:val="es-ES"/>
@@ -10750,7 +10818,7 @@
           <w:lang w:val="es-ES"/>
         </w:rPr>
       </w:pPr>
-      <w:bookmarkStart w:id="8" w:name="_Toc234241005"/>
+      <w:bookmarkStart w:id="8" w:name="_Toc234314914"/>
       <w:r>
         <w:rPr>
           <w:lang w:val="es-ES"/>
@@ -11800,7 +11868,7 @@
           <w:lang w:val="es-ES"/>
         </w:rPr>
       </w:pPr>
-      <w:bookmarkStart w:id="9" w:name="_Toc234241006"/>
+      <w:bookmarkStart w:id="9" w:name="_Toc234314915"/>
       <w:r>
         <w:rPr>
           <w:lang w:val="es-ES"/>
@@ -12895,7 +12963,7 @@
           <w:lang w:val="es-ES"/>
         </w:rPr>
       </w:pPr>
-      <w:bookmarkStart w:id="10" w:name="_Toc234241007"/>
+      <w:bookmarkStart w:id="10" w:name="_Toc234314916"/>
       <w:r>
         <w:rPr>
           <w:lang w:val="es-ES"/>
@@ -14448,7 +14516,7 @@
           <w:lang w:val="es-ES"/>
         </w:rPr>
       </w:pPr>
-      <w:bookmarkStart w:id="11" w:name="_Toc234241008"/>
+      <w:bookmarkStart w:id="11" w:name="_Toc234314917"/>
       <w:r>
         <w:rPr>
           <w:lang w:val="es-ES"/>
@@ -16392,7 +16460,7 @@
           <w:lang w:val="es-ES"/>
         </w:rPr>
       </w:pPr>
-      <w:bookmarkStart w:id="12" w:name="_Toc234241009"/>
+      <w:bookmarkStart w:id="12" w:name="_Toc234314918"/>
       <w:r>
         <w:rPr>
           <w:lang w:val="es-ES"/>
@@ -17884,7 +17952,7 @@
           <w:lang w:val="es-ES"/>
         </w:rPr>
       </w:pPr>
-      <w:bookmarkStart w:id="13" w:name="_Toc234241010"/>
+      <w:bookmarkStart w:id="13" w:name="_Toc234314919"/>
       <w:r>
         <w:rPr>
           <w:lang w:val="es-ES"/>
@@ -21395,6 +21463,7 @@
                                 <w:calendar w:val="gregorian"/>
                               </w:date>
                             </w:sdtPr>
+                            <w:sdtEndPr/>
                             <w:sdtContent>
                               <w:p>
                                 <w:pPr>
@@ -21469,6 +21538,7 @@
                           <w:calendar w:val="gregorian"/>
                         </w:date>
                       </w:sdtPr>
+                      <w:sdtEndPr/>
                       <w:sdtContent>
                         <w:p>
                           <w:pPr>
@@ -22884,6 +22954,268 @@
     </w:lvl>
   </w:abstractNum>
   <w:abstractNum w:abstractNumId="10" w15:restartNumberingAfterBreak="0">
+    <w:nsid w:val="23F0778E"/>
+    <w:multiLevelType w:val="multilevel"/>
+    <w:tmpl w:val="19CADF64"/>
+    <w:lvl w:ilvl="0">
+      <w:start w:val="1"/>
+      <w:numFmt w:val="bullet"/>
+      <w:lvlText w:val=""/>
+      <w:lvlJc w:val="left"/>
+      <w:pPr>
+        <w:tabs>
+          <w:tab w:val="num" w:pos="720"/>
+        </w:tabs>
+        <w:ind w:left="720" w:hanging="360"/>
+      </w:pPr>
+      <w:rPr>
+        <w:rFonts w:ascii="Wingdings" w:hAnsi="Wingdings" w:hint="default"/>
+        <w:sz w:val="20"/>
+      </w:rPr>
+    </w:lvl>
+    <w:lvl w:ilvl="1">
+      <w:start w:val="1"/>
+      <w:numFmt w:val="bullet"/>
+      <w:lvlText w:val="o"/>
+      <w:lvlJc w:val="left"/>
+      <w:pPr>
+        <w:tabs>
+          <w:tab w:val="num" w:pos="1440"/>
+        </w:tabs>
+        <w:ind w:left="1440" w:hanging="360"/>
+      </w:pPr>
+      <w:rPr>
+        <w:rFonts w:ascii="Courier New" w:hAnsi="Courier New" w:hint="default"/>
+        <w:sz w:val="20"/>
+      </w:rPr>
+    </w:lvl>
+    <w:lvl w:ilvl="2" w:tentative="1">
+      <w:start w:val="1"/>
+      <w:numFmt w:val="bullet"/>
+      <w:lvlText w:val=""/>
+      <w:lvlJc w:val="left"/>
+      <w:pPr>
+        <w:tabs>
+          <w:tab w:val="num" w:pos="2160"/>
+        </w:tabs>
+        <w:ind w:left="2160" w:hanging="360"/>
+      </w:pPr>
+      <w:rPr>
+        <w:rFonts w:ascii="Wingdings" w:hAnsi="Wingdings" w:hint="default"/>
+        <w:sz w:val="20"/>
+      </w:rPr>
+    </w:lvl>
+    <w:lvl w:ilvl="3" w:tentative="1">
+      <w:start w:val="1"/>
+      <w:numFmt w:val="bullet"/>
+      <w:lvlText w:val=""/>
+      <w:lvlJc w:val="left"/>
+      <w:pPr>
+        <w:tabs>
+          <w:tab w:val="num" w:pos="2880"/>
+        </w:tabs>
+        <w:ind w:left="2880" w:hanging="360"/>
+      </w:pPr>
+      <w:rPr>
+        <w:rFonts w:ascii="Wingdings" w:hAnsi="Wingdings" w:hint="default"/>
+        <w:sz w:val="20"/>
+      </w:rPr>
+    </w:lvl>
+    <w:lvl w:ilvl="4" w:tentative="1">
+      <w:start w:val="1"/>
+      <w:numFmt w:val="bullet"/>
+      <w:lvlText w:val=""/>
+      <w:lvlJc w:val="left"/>
+      <w:pPr>
+        <w:tabs>
+          <w:tab w:val="num" w:pos="3600"/>
+        </w:tabs>
+        <w:ind w:left="3600" w:hanging="360"/>
+      </w:pPr>
+      <w:rPr>
+        <w:rFonts w:ascii="Wingdings" w:hAnsi="Wingdings" w:hint="default"/>
+        <w:sz w:val="20"/>
+      </w:rPr>
+    </w:lvl>
+    <w:lvl w:ilvl="5" w:tentative="1">
+      <w:start w:val="1"/>
+      <w:numFmt w:val="bullet"/>
+      <w:lvlText w:val=""/>
+      <w:lvlJc w:val="left"/>
+      <w:pPr>
+        <w:tabs>
+          <w:tab w:val="num" w:pos="4320"/>
+        </w:tabs>
+        <w:ind w:left="4320" w:hanging="360"/>
+      </w:pPr>
+      <w:rPr>
+        <w:rFonts w:ascii="Wingdings" w:hAnsi="Wingdings" w:hint="default"/>
+        <w:sz w:val="20"/>
+      </w:rPr>
+    </w:lvl>
+    <w:lvl w:ilvl="6" w:tentative="1">
+      <w:start w:val="1"/>
+      <w:numFmt w:val="bullet"/>
+      <w:lvlText w:val=""/>
+      <w:lvlJc w:val="left"/>
+      <w:pPr>
+        <w:tabs>
+          <w:tab w:val="num" w:pos="5040"/>
+        </w:tabs>
+        <w:ind w:left="5040" w:hanging="360"/>
+      </w:pPr>
+      <w:rPr>
+        <w:rFonts w:ascii="Wingdings" w:hAnsi="Wingdings" w:hint="default"/>
+        <w:sz w:val="20"/>
+      </w:rPr>
+    </w:lvl>
+    <w:lvl w:ilvl="7" w:tentative="1">
+      <w:start w:val="1"/>
+      <w:numFmt w:val="bullet"/>
+      <w:lvlText w:val=""/>
+      <w:lvlJc w:val="left"/>
+      <w:pPr>
+        <w:tabs>
+          <w:tab w:val="num" w:pos="5760"/>
+        </w:tabs>
+        <w:ind w:left="5760" w:hanging="360"/>
+      </w:pPr>
+      <w:rPr>
+        <w:rFonts w:ascii="Wingdings" w:hAnsi="Wingdings" w:hint="default"/>
+        <w:sz w:val="20"/>
+      </w:rPr>
+    </w:lvl>
+    <w:lvl w:ilvl="8" w:tentative="1">
+      <w:start w:val="1"/>
+      <w:numFmt w:val="bullet"/>
+      <w:lvlText w:val=""/>
+      <w:lvlJc w:val="left"/>
+      <w:pPr>
+        <w:tabs>
+          <w:tab w:val="num" w:pos="6480"/>
+        </w:tabs>
+        <w:ind w:left="6480" w:hanging="360"/>
+      </w:pPr>
+      <w:rPr>
+        <w:rFonts w:ascii="Wingdings" w:hAnsi="Wingdings" w:hint="default"/>
+        <w:sz w:val="20"/>
+      </w:rPr>
+    </w:lvl>
+  </w:abstractNum>
+  <w:abstractNum w:abstractNumId="11" w15:restartNumberingAfterBreak="0">
+    <w:nsid w:val="25D0677A"/>
+    <w:multiLevelType w:val="hybridMultilevel"/>
+    <w:tmpl w:val="14066E64"/>
+    <w:lvl w:ilvl="0" w:tplc="0409000D">
+      <w:start w:val="1"/>
+      <w:numFmt w:val="bullet"/>
+      <w:lvlText w:val=""/>
+      <w:lvlJc w:val="left"/>
+      <w:pPr>
+        <w:ind w:left="720" w:hanging="360"/>
+      </w:pPr>
+      <w:rPr>
+        <w:rFonts w:ascii="Wingdings" w:hAnsi="Wingdings" w:hint="default"/>
+      </w:rPr>
+    </w:lvl>
+    <w:lvl w:ilvl="1" w:tplc="04090003" w:tentative="1">
+      <w:start w:val="1"/>
+      <w:numFmt w:val="bullet"/>
+      <w:lvlText w:val="o"/>
+      <w:lvlJc w:val="left"/>
+      <w:pPr>
+        <w:ind w:left="1440" w:hanging="360"/>
+      </w:pPr>
+      <w:rPr>
+        <w:rFonts w:ascii="Courier New" w:hAnsi="Courier New" w:cs="Courier New" w:hint="default"/>
+      </w:rPr>
+    </w:lvl>
+    <w:lvl w:ilvl="2" w:tplc="04090005" w:tentative="1">
+      <w:start w:val="1"/>
+      <w:numFmt w:val="bullet"/>
+      <w:lvlText w:val=""/>
+      <w:lvlJc w:val="left"/>
+      <w:pPr>
+        <w:ind w:left="2160" w:hanging="360"/>
+      </w:pPr>
+      <w:rPr>
+        <w:rFonts w:ascii="Wingdings" w:hAnsi="Wingdings" w:hint="default"/>
+      </w:rPr>
+    </w:lvl>
+    <w:lvl w:ilvl="3" w:tplc="04090001" w:tentative="1">
+      <w:start w:val="1"/>
+      <w:numFmt w:val="bullet"/>
+      <w:lvlText w:val=""/>
+      <w:lvlJc w:val="left"/>
+      <w:pPr>
+        <w:ind w:left="2880" w:hanging="360"/>
+      </w:pPr>
+      <w:rPr>
+        <w:rFonts w:ascii="Symbol" w:hAnsi="Symbol" w:hint="default"/>
+      </w:rPr>
+    </w:lvl>
+    <w:lvl w:ilvl="4" w:tplc="04090003" w:tentative="1">
+      <w:start w:val="1"/>
+      <w:numFmt w:val="bullet"/>
+      <w:lvlText w:val="o"/>
+      <w:lvlJc w:val="left"/>
+      <w:pPr>
+        <w:ind w:left="3600" w:hanging="360"/>
+      </w:pPr>
+      <w:rPr>
+        <w:rFonts w:ascii="Courier New" w:hAnsi="Courier New" w:cs="Courier New" w:hint="default"/>
+      </w:rPr>
+    </w:lvl>
+    <w:lvl w:ilvl="5" w:tplc="04090005" w:tentative="1">
+      <w:start w:val="1"/>
+      <w:numFmt w:val="bullet"/>
+      <w:lvlText w:val=""/>
+      <w:lvlJc w:val="left"/>
+      <w:pPr>
+        <w:ind w:left="4320" w:hanging="360"/>
+      </w:pPr>
+      <w:rPr>
+        <w:rFonts w:ascii="Wingdings" w:hAnsi="Wingdings" w:hint="default"/>
+      </w:rPr>
+    </w:lvl>
+    <w:lvl w:ilvl="6" w:tplc="04090001" w:tentative="1">
+      <w:start w:val="1"/>
+      <w:numFmt w:val="bullet"/>
+      <w:lvlText w:val=""/>
+      <w:lvlJc w:val="left"/>
+      <w:pPr>
+        <w:ind w:left="5040" w:hanging="360"/>
+      </w:pPr>
+      <w:rPr>
+        <w:rFonts w:ascii="Symbol" w:hAnsi="Symbol" w:hint="default"/>
+      </w:rPr>
+    </w:lvl>
+    <w:lvl w:ilvl="7" w:tplc="04090003" w:tentative="1">
+      <w:start w:val="1"/>
+      <w:numFmt w:val="bullet"/>
+      <w:lvlText w:val="o"/>
+      <w:lvlJc w:val="left"/>
+      <w:pPr>
+        <w:ind w:left="5760" w:hanging="360"/>
+      </w:pPr>
+      <w:rPr>
+        <w:rFonts w:ascii="Courier New" w:hAnsi="Courier New" w:cs="Courier New" w:hint="default"/>
+      </w:rPr>
+    </w:lvl>
+    <w:lvl w:ilvl="8" w:tplc="04090005" w:tentative="1">
+      <w:start w:val="1"/>
+      <w:numFmt w:val="bullet"/>
+      <w:lvlText w:val=""/>
+      <w:lvlJc w:val="left"/>
+      <w:pPr>
+        <w:ind w:left="6480" w:hanging="360"/>
+      </w:pPr>
+      <w:rPr>
+        <w:rFonts w:ascii="Wingdings" w:hAnsi="Wingdings" w:hint="default"/>
+      </w:rPr>
+    </w:lvl>
+  </w:abstractNum>
+  <w:abstractNum w:abstractNumId="12" w15:restartNumberingAfterBreak="0">
     <w:nsid w:val="28C308FF"/>
     <w:multiLevelType w:val="hybridMultilevel"/>
     <w:tmpl w:val="EBF81DE8"/>
@@ -22969,7 +23301,7 @@
       </w:pPr>
     </w:lvl>
   </w:abstractNum>
-  <w:abstractNum w:abstractNumId="11" w15:restartNumberingAfterBreak="0">
+  <w:abstractNum w:abstractNumId="13" w15:restartNumberingAfterBreak="0">
     <w:nsid w:val="2F2D7C97"/>
     <w:multiLevelType w:val="hybridMultilevel"/>
     <w:tmpl w:val="DC624F7E"/>
@@ -23082,7 +23414,7 @@
       </w:rPr>
     </w:lvl>
   </w:abstractNum>
-  <w:abstractNum w:abstractNumId="12" w15:restartNumberingAfterBreak="0">
+  <w:abstractNum w:abstractNumId="14" w15:restartNumberingAfterBreak="0">
     <w:nsid w:val="31E01045"/>
     <w:multiLevelType w:val="hybridMultilevel"/>
     <w:tmpl w:val="CF741BCE"/>
@@ -23195,7 +23527,7 @@
       </w:rPr>
     </w:lvl>
   </w:abstractNum>
-  <w:abstractNum w:abstractNumId="13" w15:restartNumberingAfterBreak="0">
+  <w:abstractNum w:abstractNumId="15" w15:restartNumberingAfterBreak="0">
     <w:nsid w:val="32896C6E"/>
     <w:multiLevelType w:val="multilevel"/>
     <w:tmpl w:val="0D7E0336"/>
@@ -23344,7 +23676,93 @@
       </w:rPr>
     </w:lvl>
   </w:abstractNum>
-  <w:abstractNum w:abstractNumId="14" w15:restartNumberingAfterBreak="0">
+  <w:abstractNum w:abstractNumId="16" w15:restartNumberingAfterBreak="0">
+    <w:nsid w:val="391756E9"/>
+    <w:multiLevelType w:val="hybridMultilevel"/>
+    <w:tmpl w:val="D9064012"/>
+    <w:lvl w:ilvl="0" w:tplc="0409000F">
+      <w:start w:val="1"/>
+      <w:numFmt w:val="decimal"/>
+      <w:lvlText w:val="%1."/>
+      <w:lvlJc w:val="left"/>
+      <w:pPr>
+        <w:ind w:left="720" w:hanging="360"/>
+      </w:pPr>
+    </w:lvl>
+    <w:lvl w:ilvl="1" w:tplc="04090019" w:tentative="1">
+      <w:start w:val="1"/>
+      <w:numFmt w:val="lowerLetter"/>
+      <w:lvlText w:val="%2."/>
+      <w:lvlJc w:val="left"/>
+      <w:pPr>
+        <w:ind w:left="1440" w:hanging="360"/>
+      </w:pPr>
+    </w:lvl>
+    <w:lvl w:ilvl="2" w:tplc="0409001B" w:tentative="1">
+      <w:start w:val="1"/>
+      <w:numFmt w:val="lowerRoman"/>
+      <w:lvlText w:val="%3."/>
+      <w:lvlJc w:val="right"/>
+      <w:pPr>
+        <w:ind w:left="2160" w:hanging="180"/>
+      </w:pPr>
+    </w:lvl>
+    <w:lvl w:ilvl="3" w:tplc="0409000F" w:tentative="1">
+      <w:start w:val="1"/>
+      <w:numFmt w:val="decimal"/>
+      <w:lvlText w:val="%4."/>
+      <w:lvlJc w:val="left"/>
+      <w:pPr>
+        <w:ind w:left="2880" w:hanging="360"/>
+      </w:pPr>
+    </w:lvl>
+    <w:lvl w:ilvl="4" w:tplc="04090019" w:tentative="1">
+      <w:start w:val="1"/>
+      <w:numFmt w:val="lowerLetter"/>
+      <w:lvlText w:val="%5."/>
+      <w:lvlJc w:val="left"/>
+      <w:pPr>
+        <w:ind w:left="3600" w:hanging="360"/>
+      </w:pPr>
+    </w:lvl>
+    <w:lvl w:ilvl="5" w:tplc="0409001B" w:tentative="1">
+      <w:start w:val="1"/>
+      <w:numFmt w:val="lowerRoman"/>
+      <w:lvlText w:val="%6."/>
+      <w:lvlJc w:val="right"/>
+      <w:pPr>
+        <w:ind w:left="4320" w:hanging="180"/>
+      </w:pPr>
+    </w:lvl>
+    <w:lvl w:ilvl="6" w:tplc="0409000F" w:tentative="1">
+      <w:start w:val="1"/>
+      <w:numFmt w:val="decimal"/>
+      <w:lvlText w:val="%7."/>
+      <w:lvlJc w:val="left"/>
+      <w:pPr>
+        <w:ind w:left="5040" w:hanging="360"/>
+      </w:pPr>
+    </w:lvl>
+    <w:lvl w:ilvl="7" w:tplc="04090019" w:tentative="1">
+      <w:start w:val="1"/>
+      <w:numFmt w:val="lowerLetter"/>
+      <w:lvlText w:val="%8."/>
+      <w:lvlJc w:val="left"/>
+      <w:pPr>
+        <w:ind w:left="5760" w:hanging="360"/>
+      </w:pPr>
+    </w:lvl>
+    <w:lvl w:ilvl="8" w:tplc="0409001B" w:tentative="1">
+      <w:start w:val="1"/>
+      <w:numFmt w:val="lowerRoman"/>
+      <w:lvlText w:val="%9."/>
+      <w:lvlJc w:val="right"/>
+      <w:pPr>
+        <w:ind w:left="6480" w:hanging="180"/>
+      </w:pPr>
+    </w:lvl>
+  </w:abstractNum>
+  <w:abstractNum w:abstractNumId="17" w15:restartNumberingAfterBreak="0">
     <w:nsid w:val="3FB53C83"/>
     <w:multiLevelType w:val="multilevel"/>
     <w:tmpl w:val="690091FA"/>
@@ -23457,7 +23875,7 @@
       </w:pPr>
     </w:lvl>
   </w:abstractNum>
-  <w:abstractNum w:abstractNumId="15" w15:restartNumberingAfterBreak="0">
+  <w:abstractNum w:abstractNumId="18" w15:restartNumberingAfterBreak="0">
     <w:nsid w:val="43457258"/>
     <w:multiLevelType w:val="multilevel"/>
     <w:tmpl w:val="E7C28A46"/>
@@ -23602,7 +24020,7 @@
       </w:rPr>
     </w:lvl>
   </w:abstractNum>
-  <w:abstractNum w:abstractNumId="16" w15:restartNumberingAfterBreak="0">
+  <w:abstractNum w:abstractNumId="19" w15:restartNumberingAfterBreak="0">
     <w:nsid w:val="4D876B7A"/>
     <w:multiLevelType w:val="multilevel"/>
     <w:tmpl w:val="EE000EEA"/>
@@ -23715,7 +24133,7 @@
       </w:pPr>
     </w:lvl>
   </w:abstractNum>
-  <w:abstractNum w:abstractNumId="17" w15:restartNumberingAfterBreak="0">
+  <w:abstractNum w:abstractNumId="20" w15:restartNumberingAfterBreak="0">
     <w:nsid w:val="4DB15612"/>
     <w:multiLevelType w:val="multilevel"/>
     <w:tmpl w:val="6846E6B6"/>
@@ -23864,7 +24282,7 @@
       </w:rPr>
     </w:lvl>
   </w:abstractNum>
-  <w:abstractNum w:abstractNumId="18" w15:restartNumberingAfterBreak="0">
+  <w:abstractNum w:abstractNumId="21" w15:restartNumberingAfterBreak="0">
     <w:nsid w:val="51E91814"/>
     <w:multiLevelType w:val="hybridMultilevel"/>
     <w:tmpl w:val="F6FA900A"/>
@@ -23977,7 +24395,7 @@
       </w:rPr>
     </w:lvl>
   </w:abstractNum>
-  <w:abstractNum w:abstractNumId="19" w15:restartNumberingAfterBreak="0">
+  <w:abstractNum w:abstractNumId="22" w15:restartNumberingAfterBreak="0">
     <w:nsid w:val="5CB144C4"/>
     <w:multiLevelType w:val="multilevel"/>
     <w:tmpl w:val="9AB0CABC"/>
@@ -24126,7 +24544,7 @@
       </w:rPr>
     </w:lvl>
   </w:abstractNum>
-  <w:abstractNum w:abstractNumId="20" w15:restartNumberingAfterBreak="0">
+  <w:abstractNum w:abstractNumId="23" w15:restartNumberingAfterBreak="0">
     <w:nsid w:val="5D18344B"/>
     <w:multiLevelType w:val="hybridMultilevel"/>
     <w:tmpl w:val="9E2683A6"/>
@@ -24239,7 +24657,7 @@
       </w:rPr>
     </w:lvl>
   </w:abstractNum>
-  <w:abstractNum w:abstractNumId="21" w15:restartNumberingAfterBreak="0">
+  <w:abstractNum w:abstractNumId="24" w15:restartNumberingAfterBreak="0">
     <w:nsid w:val="5D9B4E25"/>
     <w:multiLevelType w:val="multilevel"/>
     <w:tmpl w:val="5732B084"/>
@@ -24388,7 +24806,7 @@
       </w:rPr>
     </w:lvl>
   </w:abstractNum>
-  <w:abstractNum w:abstractNumId="22" w15:restartNumberingAfterBreak="0">
+  <w:abstractNum w:abstractNumId="25" w15:restartNumberingAfterBreak="0">
     <w:nsid w:val="612B67E5"/>
     <w:multiLevelType w:val="multilevel"/>
     <w:tmpl w:val="059C84B4"/>
@@ -24501,7 +24919,7 @@
       </w:pPr>
     </w:lvl>
   </w:abstractNum>
-  <w:abstractNum w:abstractNumId="23" w15:restartNumberingAfterBreak="0">
+  <w:abstractNum w:abstractNumId="26" w15:restartNumberingAfterBreak="0">
     <w:nsid w:val="6300379F"/>
     <w:multiLevelType w:val="multilevel"/>
     <w:tmpl w:val="02804998"/>
@@ -24614,7 +25032,7 @@
       </w:pPr>
     </w:lvl>
   </w:abstractNum>
-  <w:abstractNum w:abstractNumId="24" w15:restartNumberingAfterBreak="0">
+  <w:abstractNum w:abstractNumId="27" w15:restartNumberingAfterBreak="0">
     <w:nsid w:val="6645255E"/>
     <w:multiLevelType w:val="hybridMultilevel"/>
     <w:tmpl w:val="A61878C8"/>
@@ -24727,7 +25145,7 @@
       </w:rPr>
     </w:lvl>
   </w:abstractNum>
-  <w:abstractNum w:abstractNumId="25" w15:restartNumberingAfterBreak="0">
+  <w:abstractNum w:abstractNumId="28" w15:restartNumberingAfterBreak="0">
     <w:nsid w:val="66E93A6B"/>
     <w:multiLevelType w:val="multilevel"/>
     <w:tmpl w:val="31C84F62"/>
@@ -24843,7 +25261,7 @@
       </w:pPr>
     </w:lvl>
   </w:abstractNum>
-  <w:abstractNum w:abstractNumId="26" w15:restartNumberingAfterBreak="0">
+  <w:abstractNum w:abstractNumId="29" w15:restartNumberingAfterBreak="0">
     <w:nsid w:val="68776414"/>
     <w:multiLevelType w:val="hybridMultilevel"/>
     <w:tmpl w:val="2B76D8BC"/>
@@ -24929,7 +25347,120 @@
       </w:pPr>
     </w:lvl>
   </w:abstractNum>
-  <w:abstractNum w:abstractNumId="27" w15:restartNumberingAfterBreak="0">
+  <w:abstractNum w:abstractNumId="30" w15:restartNumberingAfterBreak="0">
+    <w:nsid w:val="6ABF622C"/>
+    <w:multiLevelType w:val="hybridMultilevel"/>
+    <w:tmpl w:val="E3C6A310"/>
+    <w:lvl w:ilvl="0" w:tplc="0409000D">
+      <w:start w:val="1"/>
+      <w:numFmt w:val="bullet"/>
+      <w:lvlText w:val=""/>
+      <w:lvlJc w:val="left"/>
+      <w:pPr>
+        <w:ind w:left="720" w:hanging="360"/>
+      </w:pPr>
+      <w:rPr>
+        <w:rFonts w:ascii="Wingdings" w:hAnsi="Wingdings" w:hint="default"/>
+      </w:rPr>
+    </w:lvl>
+    <w:lvl w:ilvl="1" w:tplc="04090003" w:tentative="1">
+      <w:start w:val="1"/>
+      <w:numFmt w:val="bullet"/>
+      <w:lvlText w:val="o"/>
+      <w:lvlJc w:val="left"/>
+      <w:pPr>
+        <w:ind w:left="1440" w:hanging="360"/>
+      </w:pPr>
+      <w:rPr>
+        <w:rFonts w:ascii="Courier New" w:hAnsi="Courier New" w:cs="Courier New" w:hint="default"/>
+      </w:rPr>
+    </w:lvl>
+    <w:lvl w:ilvl="2" w:tplc="04090005" w:tentative="1">
+      <w:start w:val="1"/>
+      <w:numFmt w:val="bullet"/>
+      <w:lvlText w:val=""/>
+      <w:lvlJc w:val="left"/>
+      <w:pPr>
+        <w:ind w:left="2160" w:hanging="360"/>
+      </w:pPr>
+      <w:rPr>
+        <w:rFonts w:ascii="Wingdings" w:hAnsi="Wingdings" w:hint="default"/>
+      </w:rPr>
+    </w:lvl>
+    <w:lvl w:ilvl="3" w:tplc="04090001" w:tentative="1">
+      <w:start w:val="1"/>
+      <w:numFmt w:val="bullet"/>
+      <w:lvlText w:val=""/>
+      <w:lvlJc w:val="left"/>
+      <w:pPr>
+        <w:ind w:left="2880" w:hanging="360"/>
+      </w:pPr>
+      <w:rPr>
+        <w:rFonts w:ascii="Symbol" w:hAnsi="Symbol" w:hint="default"/>
+      </w:rPr>
+    </w:lvl>
+    <w:lvl w:ilvl="4" w:tplc="04090003" w:tentative="1">
+      <w:start w:val="1"/>
+      <w:numFmt w:val="bullet"/>
+      <w:lvlText w:val="o"/>
+      <w:lvlJc w:val="left"/>
+      <w:pPr>
+        <w:ind w:left="3600" w:hanging="360"/>
+      </w:pPr>
+      <w:rPr>
+        <w:rFonts w:ascii="Courier New" w:hAnsi="Courier New" w:cs="Courier New" w:hint="default"/>
+      </w:rPr>
+    </w:lvl>
+    <w:lvl w:ilvl="5" w:tplc="04090005" w:tentative="1">
+      <w:start w:val="1"/>
+      <w:numFmt w:val="bullet"/>
+      <w:lvlText w:val=""/>
+      <w:lvlJc w:val="left"/>
+      <w:pPr>
+        <w:ind w:left="4320" w:hanging="360"/>
+      </w:pPr>
+      <w:rPr>
+        <w:rFonts w:ascii="Wingdings" w:hAnsi="Wingdings" w:hint="default"/>
+      </w:rPr>
+    </w:lvl>
+    <w:lvl w:ilvl="6" w:tplc="04090001" w:tentative="1">
+      <w:start w:val="1"/>
+      <w:numFmt w:val="bullet"/>
+      <w:lvlText w:val=""/>
+      <w:lvlJc w:val="left"/>
+      <w:pPr>
+        <w:ind w:left="5040" w:hanging="360"/>
+      </w:pPr>
+      <w:rPr>
+        <w:rFonts w:ascii="Symbol" w:hAnsi="Symbol" w:hint="default"/>
+      </w:rPr>
+    </w:lvl>
+    <w:lvl w:ilvl="7" w:tplc="04090003" w:tentative="1">
+      <w:start w:val="1"/>
+      <w:numFmt w:val="bullet"/>
+      <w:lvlText w:val="o"/>
+      <w:lvlJc w:val="left"/>
+      <w:pPr>
+        <w:ind w:left="5760" w:hanging="360"/>
+      </w:pPr>
+      <w:rPr>
+        <w:rFonts w:ascii="Courier New" w:hAnsi="Courier New" w:cs="Courier New" w:hint="default"/>
+      </w:rPr>
+    </w:lvl>
+    <w:lvl w:ilvl="8" w:tplc="04090005" w:tentative="1">
+      <w:start w:val="1"/>
+      <w:numFmt w:val="bullet"/>
+      <w:lvlText w:val=""/>
+      <w:lvlJc w:val="left"/>
+      <w:pPr>
+        <w:ind w:left="6480" w:hanging="360"/>
+      </w:pPr>
+      <w:rPr>
+        <w:rFonts w:ascii="Wingdings" w:hAnsi="Wingdings" w:hint="default"/>
+      </w:rPr>
+    </w:lvl>
+  </w:abstractNum>
+  <w:abstractNum w:abstractNumId="31" w15:restartNumberingAfterBreak="0">
     <w:nsid w:val="73BA04DC"/>
     <w:multiLevelType w:val="multilevel"/>
     <w:tmpl w:val="38CEC0AC"/>
@@ -25078,7 +25609,7 @@
       </w:rPr>
     </w:lvl>
   </w:abstractNum>
-  <w:abstractNum w:abstractNumId="28" w15:restartNumberingAfterBreak="0">
+  <w:abstractNum w:abstractNumId="32" w15:restartNumberingAfterBreak="0">
     <w:nsid w:val="75DF4838"/>
     <w:multiLevelType w:val="multilevel"/>
     <w:tmpl w:val="A17CB39E"/>
@@ -25191,7 +25722,7 @@
       </w:pPr>
     </w:lvl>
   </w:abstractNum>
-  <w:abstractNum w:abstractNumId="29" w15:restartNumberingAfterBreak="0">
+  <w:abstractNum w:abstractNumId="33" w15:restartNumberingAfterBreak="0">
     <w:nsid w:val="7947716D"/>
     <w:multiLevelType w:val="multilevel"/>
     <w:tmpl w:val="3BBC0382"/>
@@ -25340,7 +25871,7 @@
       </w:rPr>
     </w:lvl>
   </w:abstractNum>
-  <w:abstractNum w:abstractNumId="30" w15:restartNumberingAfterBreak="0">
+  <w:abstractNum w:abstractNumId="34" w15:restartNumberingAfterBreak="0">
     <w:nsid w:val="79487F74"/>
     <w:multiLevelType w:val="multilevel"/>
     <w:tmpl w:val="9F10A17E"/>
@@ -25453,7 +25984,7 @@
       </w:pPr>
     </w:lvl>
   </w:abstractNum>
-  <w:abstractNum w:abstractNumId="31" w15:restartNumberingAfterBreak="0">
+  <w:abstractNum w:abstractNumId="35" w15:restartNumberingAfterBreak="0">
     <w:nsid w:val="7E5E27C0"/>
     <w:multiLevelType w:val="hybridMultilevel"/>
     <w:tmpl w:val="6882AAFC"/>
@@ -25566,7 +26097,7 @@
       </w:rPr>
     </w:lvl>
   </w:abstractNum>
-  <w:abstractNum w:abstractNumId="32" w15:restartNumberingAfterBreak="0">
+  <w:abstractNum w:abstractNumId="36" w15:restartNumberingAfterBreak="0">
     <w:nsid w:val="7EB00707"/>
     <w:multiLevelType w:val="hybridMultilevel"/>
     <w:tmpl w:val="B54A87F2"/>
@@ -25686,97 +26217,109 @@
     <w:abstractNumId w:val="0"/>
   </w:num>
   <w:num w:numId="3" w16cid:durableId="1080641741">
-    <w:abstractNumId w:val="29"/>
+    <w:abstractNumId w:val="33"/>
   </w:num>
   <w:num w:numId="4" w16cid:durableId="347567265">
-    <w:abstractNumId w:val="27"/>
+    <w:abstractNumId w:val="31"/>
   </w:num>
   <w:num w:numId="5" w16cid:durableId="806706129">
-    <w:abstractNumId w:val="17"/>
+    <w:abstractNumId w:val="20"/>
   </w:num>
   <w:num w:numId="6" w16cid:durableId="333338062">
-    <w:abstractNumId w:val="15"/>
+    <w:abstractNumId w:val="18"/>
   </w:num>
   <w:num w:numId="7" w16cid:durableId="1011958147">
     <w:abstractNumId w:val="3"/>
   </w:num>
   <w:num w:numId="8" w16cid:durableId="1163542494">
-    <w:abstractNumId w:val="24"/>
+    <w:abstractNumId w:val="27"/>
   </w:num>
   <w:num w:numId="9" w16cid:durableId="503327221">
-    <w:abstractNumId w:val="26"/>
+    <w:abstractNumId w:val="29"/>
   </w:num>
   <w:num w:numId="10" w16cid:durableId="1743871485">
     <w:abstractNumId w:val="1"/>
   </w:num>
   <w:num w:numId="11" w16cid:durableId="1758552921">
-    <w:abstractNumId w:val="10"/>
+    <w:abstractNumId w:val="12"/>
   </w:num>
   <w:num w:numId="12" w16cid:durableId="1910461082">
-    <w:abstractNumId w:val="30"/>
+    <w:abstractNumId w:val="34"/>
   </w:num>
   <w:num w:numId="13" w16cid:durableId="1365906667">
-    <w:abstractNumId w:val="23"/>
+    <w:abstractNumId w:val="26"/>
   </w:num>
   <w:num w:numId="14" w16cid:durableId="1981382569">
     <w:abstractNumId w:val="7"/>
   </w:num>
   <w:num w:numId="15" w16cid:durableId="1496262039">
-    <w:abstractNumId w:val="14"/>
+    <w:abstractNumId w:val="17"/>
   </w:num>
   <w:num w:numId="16" w16cid:durableId="1829055917">
     <w:abstractNumId w:val="4"/>
   </w:num>
   <w:num w:numId="17" w16cid:durableId="977540422">
-    <w:abstractNumId w:val="16"/>
+    <w:abstractNumId w:val="19"/>
   </w:num>
   <w:num w:numId="18" w16cid:durableId="646475778">
-    <w:abstractNumId w:val="28"/>
+    <w:abstractNumId w:val="32"/>
   </w:num>
   <w:num w:numId="19" w16cid:durableId="250701877">
     <w:abstractNumId w:val="5"/>
   </w:num>
   <w:num w:numId="20" w16cid:durableId="965236317">
+    <w:abstractNumId w:val="25"/>
+  </w:num>
+  <w:num w:numId="21" w16cid:durableId="1273709695">
+    <w:abstractNumId w:val="28"/>
+  </w:num>
+  <w:num w:numId="22" w16cid:durableId="1262445586">
+    <w:abstractNumId w:val="15"/>
+  </w:num>
+  <w:num w:numId="23" w16cid:durableId="572004592">
     <w:abstractNumId w:val="22"/>
   </w:num>
-  <w:num w:numId="21" w16cid:durableId="1273709695">
-    <w:abstractNumId w:val="25"/>
-  </w:num>
-  <w:num w:numId="22" w16cid:durableId="1262445586">
-    <w:abstractNumId w:val="13"/>
-  </w:num>
-  <w:num w:numId="23" w16cid:durableId="572004592">
-    <w:abstractNumId w:val="19"/>
-  </w:num>
   <w:num w:numId="24" w16cid:durableId="909734393">
-    <w:abstractNumId w:val="21"/>
+    <w:abstractNumId w:val="24"/>
   </w:num>
   <w:num w:numId="25" w16cid:durableId="621886252">
     <w:abstractNumId w:val="9"/>
   </w:num>
   <w:num w:numId="26" w16cid:durableId="432941664">
-    <w:abstractNumId w:val="18"/>
+    <w:abstractNumId w:val="21"/>
   </w:num>
   <w:num w:numId="27" w16cid:durableId="1298337117">
-    <w:abstractNumId w:val="20"/>
+    <w:abstractNumId w:val="23"/>
   </w:num>
   <w:num w:numId="28" w16cid:durableId="418135895">
     <w:abstractNumId w:val="2"/>
   </w:num>
   <w:num w:numId="29" w16cid:durableId="284778211">
-    <w:abstractNumId w:val="32"/>
+    <w:abstractNumId w:val="36"/>
   </w:num>
   <w:num w:numId="30" w16cid:durableId="820193168">
-    <w:abstractNumId w:val="31"/>
+    <w:abstractNumId w:val="35"/>
   </w:num>
   <w:num w:numId="31" w16cid:durableId="1181552965">
-    <w:abstractNumId w:val="12"/>
+    <w:abstractNumId w:val="14"/>
   </w:num>
   <w:num w:numId="32" w16cid:durableId="341055923">
-    <w:abstractNumId w:val="11"/>
+    <w:abstractNumId w:val="13"/>
   </w:num>
   <w:num w:numId="33" w16cid:durableId="809632809">
     <w:abstractNumId w:val="6"/>
+  </w:num>
+  <w:num w:numId="34" w16cid:durableId="2004895397">
+    <w:abstractNumId w:val="30"/>
+  </w:num>
+  <w:num w:numId="35" w16cid:durableId="1412043297">
+    <w:abstractNumId w:val="16"/>
+  </w:num>
+  <w:num w:numId="36" w16cid:durableId="1575239297">
+    <w:abstractNumId w:val="11"/>
+  </w:num>
+  <w:num w:numId="37" w16cid:durableId="1455906008">
+    <w:abstractNumId w:val="10"/>
   </w:num>
   <w:numIdMacAtCleanup w:val="16"/>
 </w:numbering>
